--- a/QED Course/Lesson 36 Anticommutation Relations.docx
+++ b/QED Course/Lesson 36 Anticommutation Relations.docx
@@ -58,7 +58,7 @@
     </w:p>
     <w:p>
       <w:pPr>
-        <w:pStyle w:val="Heading1"/>
+        <w:pStyle w:val="Heading2"/>
       </w:pPr>
       <w:r>
         <w:t>How to use this lesson</w:t>
@@ -81,7 +81,7 @@
     </w:p>
     <w:p>
       <w:pPr>
-        <w:pStyle w:val="Heading2"/>
+        <w:pStyle w:val="Heading3"/>
       </w:pPr>
       <w:r>
         <w:t>Learning objectives</w:t>
@@ -153,7 +153,7 @@
     </w:p>
     <w:p>
       <w:pPr>
-        <w:pStyle w:val="Heading2"/>
+        <w:pStyle w:val="Heading3"/>
       </w:pPr>
       <w:r>
         <w:t>Notation and conventions</w:t>
@@ -169,15 +169,13 @@
         <w:tblLook w:firstColumn="1" w:firstRow="1" w:lastColumn="0" w:lastRow="0" w:noHBand="0" w:noVBand="1" w:val="04A0"/>
       </w:tblPr>
       <w:tblGrid>
-        <w:gridCol w:w="2448"/>
-        <w:gridCol w:w="2448"/>
-        <w:gridCol w:w="2448"/>
-        <w:gridCol w:w="2448"/>
+        <w:gridCol w:w="2160"/>
+        <w:gridCol w:w="7632"/>
       </w:tblGrid>
       <w:tr>
         <w:tc>
           <w:tcPr>
-            <w:tcW w:type="dxa" w:w="2448"/>
+            <w:tcW w:type="dxa" w:w="2160"/>
             <w:shd w:fill="1F4E78"/>
             <w:vAlign w:val="center"/>
             <w:tcMar>
@@ -199,7 +197,7 @@
         </w:tc>
         <w:tc>
           <w:tcPr>
-            <w:tcW w:type="dxa" w:w="2448"/>
+            <w:tcW w:type="dxa" w:w="7632"/>
             <w:shd w:fill="1F4E78"/>
             <w:vAlign w:val="center"/>
             <w:tcMar>
@@ -219,53 +217,11 @@
             </w:r>
           </w:p>
         </w:tc>
-        <w:tc>
-          <w:tcPr>
-            <w:tcW w:type="dxa" w:w="2448"/>
-            <w:shd w:fill="1F4E78"/>
-            <w:vAlign w:val="center"/>
-            <w:tcMar>
-              <w:top w:w="100" w:type="dxa"/>
-              <w:start w:w="100" w:type="dxa"/>
-              <w:bottom w:w="100" w:type="dxa"/>
-              <w:end w:w="100" w:type="dxa"/>
-            </w:tcMar>
-          </w:tcPr>
-          <w:p>
-            <w:r>
-              <w:rPr>
-                <w:b/>
-                <w:color w:val="FFFFFF"/>
-              </w:rPr>
-            </w:r>
-          </w:p>
-        </w:tc>
-        <w:tc>
-          <w:tcPr>
-            <w:tcW w:type="dxa" w:w="2448"/>
-            <w:shd w:fill="1F4E78"/>
-            <w:vAlign w:val="center"/>
-            <w:tcMar>
-              <w:top w:w="100" w:type="dxa"/>
-              <w:start w:w="100" w:type="dxa"/>
-              <w:bottom w:w="100" w:type="dxa"/>
-              <w:end w:w="100" w:type="dxa"/>
-            </w:tcMar>
-          </w:tcPr>
-          <w:p>
-            <w:r>
-              <w:rPr>
-                <w:b/>
-                <w:color w:val="FFFFFF"/>
-              </w:rPr>
-            </w:r>
-          </w:p>
-        </w:tc>
       </w:tr>
       <w:tr>
         <w:tc>
           <w:tcPr>
-            <w:tcW w:type="dxa" w:w="2448"/>
+            <w:tcW w:type="dxa" w:w="2160"/>
             <w:vAlign w:val="center"/>
             <w:tcMar>
               <w:top w:w="100" w:type="dxa"/>
@@ -282,7 +238,7 @@
         </w:tc>
         <w:tc>
           <w:tcPr>
-            <w:tcW w:type="dxa" w:w="2448"/>
+            <w:tcW w:type="dxa" w:w="7632"/>
             <w:vAlign w:val="center"/>
             <w:tcMar>
               <w:top w:w="100" w:type="dxa"/>
@@ -297,37 +253,11 @@
             </w:r>
           </w:p>
         </w:tc>
-        <w:tc>
-          <w:tcPr>
-            <w:tcW w:type="dxa" w:w="2448"/>
-            <w:vAlign w:val="center"/>
-            <w:tcMar>
-              <w:top w:w="100" w:type="dxa"/>
-              <w:start w:w="100" w:type="dxa"/>
-              <w:bottom w:w="100" w:type="dxa"/>
-              <w:end w:w="100" w:type="dxa"/>
-            </w:tcMar>
-          </w:tcPr>
-          <w:p/>
-        </w:tc>
-        <w:tc>
-          <w:tcPr>
-            <w:tcW w:type="dxa" w:w="2448"/>
-            <w:vAlign w:val="center"/>
-            <w:tcMar>
-              <w:top w:w="100" w:type="dxa"/>
-              <w:start w:w="100" w:type="dxa"/>
-              <w:bottom w:w="100" w:type="dxa"/>
-              <w:end w:w="100" w:type="dxa"/>
-            </w:tcMar>
-          </w:tcPr>
-          <w:p/>
-        </w:tc>
       </w:tr>
       <w:tr>
         <w:tc>
           <w:tcPr>
-            <w:tcW w:type="dxa" w:w="2448"/>
+            <w:tcW w:type="dxa" w:w="2160"/>
             <w:vAlign w:val="center"/>
             <w:shd w:fill="EAF2F8"/>
             <w:tcMar>
@@ -345,7 +275,7 @@
         </w:tc>
         <w:tc>
           <w:tcPr>
-            <w:tcW w:type="dxa" w:w="2448"/>
+            <w:tcW w:type="dxa" w:w="7632"/>
             <w:vAlign w:val="center"/>
             <w:shd w:fill="EAF2F8"/>
             <w:tcMar>
@@ -361,39 +291,11 @@
             </w:r>
           </w:p>
         </w:tc>
-        <w:tc>
-          <w:tcPr>
-            <w:tcW w:type="dxa" w:w="2448"/>
-            <w:vAlign w:val="center"/>
-            <w:shd w:fill="EAF2F8"/>
-            <w:tcMar>
-              <w:top w:w="100" w:type="dxa"/>
-              <w:start w:w="100" w:type="dxa"/>
-              <w:bottom w:w="100" w:type="dxa"/>
-              <w:end w:w="100" w:type="dxa"/>
-            </w:tcMar>
-          </w:tcPr>
-          <w:p/>
-        </w:tc>
-        <w:tc>
-          <w:tcPr>
-            <w:tcW w:type="dxa" w:w="2448"/>
-            <w:vAlign w:val="center"/>
-            <w:shd w:fill="EAF2F8"/>
-            <w:tcMar>
-              <w:top w:w="100" w:type="dxa"/>
-              <w:start w:w="100" w:type="dxa"/>
-              <w:bottom w:w="100" w:type="dxa"/>
-              <w:end w:w="100" w:type="dxa"/>
-            </w:tcMar>
-          </w:tcPr>
-          <w:p/>
-        </w:tc>
       </w:tr>
       <w:tr>
         <w:tc>
           <w:tcPr>
-            <w:tcW w:type="dxa" w:w="2448"/>
+            <w:tcW w:type="dxa" w:w="2160"/>
             <w:vAlign w:val="center"/>
             <w:tcMar>
               <w:top w:w="100" w:type="dxa"/>
@@ -410,7 +312,7 @@
         </w:tc>
         <w:tc>
           <w:tcPr>
-            <w:tcW w:type="dxa" w:w="2448"/>
+            <w:tcW w:type="dxa" w:w="7632"/>
             <w:vAlign w:val="center"/>
             <w:tcMar>
               <w:top w:w="100" w:type="dxa"/>
@@ -425,37 +327,11 @@
             </w:r>
           </w:p>
         </w:tc>
-        <w:tc>
-          <w:tcPr>
-            <w:tcW w:type="dxa" w:w="2448"/>
-            <w:vAlign w:val="center"/>
-            <w:tcMar>
-              <w:top w:w="100" w:type="dxa"/>
-              <w:start w:w="100" w:type="dxa"/>
-              <w:bottom w:w="100" w:type="dxa"/>
-              <w:end w:w="100" w:type="dxa"/>
-            </w:tcMar>
-          </w:tcPr>
-          <w:p/>
-        </w:tc>
-        <w:tc>
-          <w:tcPr>
-            <w:tcW w:type="dxa" w:w="2448"/>
-            <w:vAlign w:val="center"/>
-            <w:tcMar>
-              <w:top w:w="100" w:type="dxa"/>
-              <w:start w:w="100" w:type="dxa"/>
-              <w:bottom w:w="100" w:type="dxa"/>
-              <w:end w:w="100" w:type="dxa"/>
-            </w:tcMar>
-          </w:tcPr>
-          <w:p/>
-        </w:tc>
       </w:tr>
       <w:tr>
         <w:tc>
           <w:tcPr>
-            <w:tcW w:type="dxa" w:w="2448"/>
+            <w:tcW w:type="dxa" w:w="2160"/>
             <w:vAlign w:val="center"/>
             <w:shd w:fill="EAF2F8"/>
             <w:tcMar>
@@ -473,7 +349,7 @@
         </w:tc>
         <w:tc>
           <w:tcPr>
-            <w:tcW w:type="dxa" w:w="2448"/>
+            <w:tcW w:type="dxa" w:w="7632"/>
             <w:vAlign w:val="center"/>
             <w:shd w:fill="EAF2F8"/>
             <w:tcMar>
@@ -485,43 +361,7 @@
           </w:tcPr>
           <w:p>
             <w:r>
-              <w:t>(i∂̸_x + m)D(x − y) = ⟨0</w:t>
-            </w:r>
-          </w:p>
-        </w:tc>
-        <w:tc>
-          <w:tcPr>
-            <w:tcW w:type="dxa" w:w="2448"/>
-            <w:vAlign w:val="center"/>
-            <w:shd w:fill="EAF2F8"/>
-            <w:tcMar>
-              <w:top w:w="100" w:type="dxa"/>
-              <w:start w:w="100" w:type="dxa"/>
-              <w:bottom w:w="100" w:type="dxa"/>
-              <w:end w:w="100" w:type="dxa"/>
-            </w:tcMar>
-          </w:tcPr>
-          <w:p>
-            <w:r>
-              <w:t>ψ(x)ψ̄(y)</w:t>
-            </w:r>
-          </w:p>
-        </w:tc>
-        <w:tc>
-          <w:tcPr>
-            <w:tcW w:type="dxa" w:w="2448"/>
-            <w:vAlign w:val="center"/>
-            <w:shd w:fill="EAF2F8"/>
-            <w:tcMar>
-              <w:top w:w="100" w:type="dxa"/>
-              <w:start w:w="100" w:type="dxa"/>
-              <w:bottom w:w="100" w:type="dxa"/>
-              <w:end w:w="100" w:type="dxa"/>
-            </w:tcMar>
-          </w:tcPr>
-          <w:p>
-            <w:r>
-              <w:t>0⟩, the electron contraction</w:t>
+              <w:t>(i∂̸_x + m)D(x − y) = ⟨0|ψ(x)ψ̄(y)|0⟩, the electron contraction</w:t>
             </w:r>
           </w:p>
         </w:tc>
@@ -529,7 +369,7 @@
       <w:tr>
         <w:tc>
           <w:tcPr>
-            <w:tcW w:type="dxa" w:w="2448"/>
+            <w:tcW w:type="dxa" w:w="2160"/>
             <w:vAlign w:val="center"/>
             <w:tcMar>
               <w:top w:w="100" w:type="dxa"/>
@@ -546,7 +386,7 @@
         </w:tc>
         <w:tc>
           <w:tcPr>
-            <w:tcW w:type="dxa" w:w="2448"/>
+            <w:tcW w:type="dxa" w:w="7632"/>
             <w:vAlign w:val="center"/>
             <w:tcMar>
               <w:top w:w="100" w:type="dxa"/>
@@ -561,37 +401,11 @@
             </w:r>
           </w:p>
         </w:tc>
-        <w:tc>
-          <w:tcPr>
-            <w:tcW w:type="dxa" w:w="2448"/>
-            <w:vAlign w:val="center"/>
-            <w:tcMar>
-              <w:top w:w="100" w:type="dxa"/>
-              <w:start w:w="100" w:type="dxa"/>
-              <w:bottom w:w="100" w:type="dxa"/>
-              <w:end w:w="100" w:type="dxa"/>
-            </w:tcMar>
-          </w:tcPr>
-          <w:p/>
-        </w:tc>
-        <w:tc>
-          <w:tcPr>
-            <w:tcW w:type="dxa" w:w="2448"/>
-            <w:vAlign w:val="center"/>
-            <w:tcMar>
-              <w:top w:w="100" w:type="dxa"/>
-              <w:start w:w="100" w:type="dxa"/>
-              <w:bottom w:w="100" w:type="dxa"/>
-              <w:end w:w="100" w:type="dxa"/>
-            </w:tcMar>
-          </w:tcPr>
-          <w:p/>
-        </w:tc>
       </w:tr>
       <w:tr>
         <w:tc>
           <w:tcPr>
-            <w:tcW w:type="dxa" w:w="2448"/>
+            <w:tcW w:type="dxa" w:w="2160"/>
             <w:vAlign w:val="center"/>
             <w:shd w:fill="EAF2F8"/>
             <w:tcMar>
@@ -609,7 +423,7 @@
         </w:tc>
         <w:tc>
           <w:tcPr>
-            <w:tcW w:type="dxa" w:w="2448"/>
+            <w:tcW w:type="dxa" w:w="7632"/>
             <w:vAlign w:val="center"/>
             <w:shd w:fill="EAF2F8"/>
             <w:tcMar>
@@ -625,39 +439,11 @@
             </w:r>
           </w:p>
         </w:tc>
-        <w:tc>
-          <w:tcPr>
-            <w:tcW w:type="dxa" w:w="2448"/>
-            <w:vAlign w:val="center"/>
-            <w:shd w:fill="EAF2F8"/>
-            <w:tcMar>
-              <w:top w:w="100" w:type="dxa"/>
-              <w:start w:w="100" w:type="dxa"/>
-              <w:bottom w:w="100" w:type="dxa"/>
-              <w:end w:w="100" w:type="dxa"/>
-            </w:tcMar>
-          </w:tcPr>
-          <w:p/>
-        </w:tc>
-        <w:tc>
-          <w:tcPr>
-            <w:tcW w:type="dxa" w:w="2448"/>
-            <w:vAlign w:val="center"/>
-            <w:shd w:fill="EAF2F8"/>
-            <w:tcMar>
-              <w:top w:w="100" w:type="dxa"/>
-              <w:start w:w="100" w:type="dxa"/>
-              <w:bottom w:w="100" w:type="dxa"/>
-              <w:end w:w="100" w:type="dxa"/>
-            </w:tcMar>
-          </w:tcPr>
-          <w:p/>
-        </w:tc>
       </w:tr>
       <w:tr>
         <w:tc>
           <w:tcPr>
-            <w:tcW w:type="dxa" w:w="2448"/>
+            <w:tcW w:type="dxa" w:w="2160"/>
             <w:vAlign w:val="center"/>
             <w:tcMar>
               <w:top w:w="100" w:type="dxa"/>
@@ -674,7 +460,7 @@
         </w:tc>
         <w:tc>
           <w:tcPr>
-            <w:tcW w:type="dxa" w:w="2448"/>
+            <w:tcW w:type="dxa" w:w="7632"/>
             <w:vAlign w:val="center"/>
             <w:tcMar>
               <w:top w:w="100" w:type="dxa"/>
@@ -689,37 +475,11 @@
             </w:r>
           </w:p>
         </w:tc>
-        <w:tc>
-          <w:tcPr>
-            <w:tcW w:type="dxa" w:w="2448"/>
-            <w:vAlign w:val="center"/>
-            <w:tcMar>
-              <w:top w:w="100" w:type="dxa"/>
-              <w:start w:w="100" w:type="dxa"/>
-              <w:bottom w:w="100" w:type="dxa"/>
-              <w:end w:w="100" w:type="dxa"/>
-            </w:tcMar>
-          </w:tcPr>
-          <w:p/>
-        </w:tc>
-        <w:tc>
-          <w:tcPr>
-            <w:tcW w:type="dxa" w:w="2448"/>
-            <w:vAlign w:val="center"/>
-            <w:tcMar>
-              <w:top w:w="100" w:type="dxa"/>
-              <w:start w:w="100" w:type="dxa"/>
-              <w:bottom w:w="100" w:type="dxa"/>
-              <w:end w:w="100" w:type="dxa"/>
-            </w:tcMar>
-          </w:tcPr>
-          <w:p/>
-        </w:tc>
       </w:tr>
       <w:tr>
         <w:tc>
           <w:tcPr>
-            <w:tcW w:type="dxa" w:w="2448"/>
+            <w:tcW w:type="dxa" w:w="2160"/>
             <w:vAlign w:val="center"/>
             <w:shd w:fill="EAF2F8"/>
             <w:tcMar>
@@ -737,7 +497,7 @@
         </w:tc>
         <w:tc>
           <w:tcPr>
-            <w:tcW w:type="dxa" w:w="2448"/>
+            <w:tcW w:type="dxa" w:w="7632"/>
             <w:vAlign w:val="center"/>
             <w:shd w:fill="EAF2F8"/>
             <w:tcMar>
@@ -753,39 +513,11 @@
             </w:r>
           </w:p>
         </w:tc>
-        <w:tc>
-          <w:tcPr>
-            <w:tcW w:type="dxa" w:w="2448"/>
-            <w:vAlign w:val="center"/>
-            <w:shd w:fill="EAF2F8"/>
-            <w:tcMar>
-              <w:top w:w="100" w:type="dxa"/>
-              <w:start w:w="100" w:type="dxa"/>
-              <w:bottom w:w="100" w:type="dxa"/>
-              <w:end w:w="100" w:type="dxa"/>
-            </w:tcMar>
-          </w:tcPr>
-          <w:p/>
-        </w:tc>
-        <w:tc>
-          <w:tcPr>
-            <w:tcW w:type="dxa" w:w="2448"/>
-            <w:vAlign w:val="center"/>
-            <w:shd w:fill="EAF2F8"/>
-            <w:tcMar>
-              <w:top w:w="100" w:type="dxa"/>
-              <w:start w:w="100" w:type="dxa"/>
-              <w:bottom w:w="100" w:type="dxa"/>
-              <w:end w:w="100" w:type="dxa"/>
-            </w:tcMar>
-          </w:tcPr>
-          <w:p/>
-        </w:tc>
       </w:tr>
     </w:tbl>
     <w:p>
       <w:pPr>
-        <w:pStyle w:val="Heading1"/>
+        <w:pStyle w:val="Heading2"/>
       </w:pPr>
       <w:r>
         <w:t>1 Why the constraint favors an anticommutator</w:t>
@@ -793,7 +525,7 @@
     </w:p>
     <w:p>
       <w:pPr>
-        <w:pStyle w:val="Heading2"/>
+        <w:pStyle w:val="Heading3"/>
       </w:pPr>
       <w:r>
         <w:t>1.1 The Dirac field has no independent momentum for ψ†</w:t>
@@ -806,7 +538,7 @@
     </w:p>
     <w:p>
       <w:pPr>
-        <w:pStyle w:val="Heading2"/>
+        <w:pStyle w:val="Heading3"/>
       </w:pPr>
       <w:r>
         <w:t>1.2 A structural remark, not a derivation</w:t>
@@ -819,7 +551,7 @@
     </w:p>
     <w:p>
       <w:pPr>
-        <w:pStyle w:val="Heading1"/>
+        <w:pStyle w:val="Heading2"/>
       </w:pPr>
       <w:r>
         <w:t>2 Causality</w:t>
@@ -827,7 +559,7 @@
     </w:p>
     <w:p>
       <w:pPr>
-        <w:pStyle w:val="Heading2"/>
+        <w:pStyle w:val="Heading3"/>
       </w:pPr>
       <w:r>
         <w:t>2.1 The field anticommutator</w:t>
@@ -1552,10 +1284,11 @@
       </w:r>
     </w:p>
     <w:p>
-      <w:pPr>
-        <w:pStyle w:val="Heading3"/>
-      </w:pPr>
       <w:r>
+        <w:rPr>
+          <w:b/>
+          <w:i/>
+        </w:rPr>
         <w:t>Worked example 1</w:t>
       </w:r>
     </w:p>
@@ -1566,7 +1299,7 @@
     </w:p>
     <w:p>
       <w:pPr>
-        <w:pStyle w:val="Heading2"/>
+        <w:pStyle w:val="Heading3"/>
       </w:pPr>
       <w:r>
         <w:t>2.2 Vanishing at spacelike separation</w:t>
@@ -1669,7 +1402,7 @@
     </w:p>
     <w:p>
       <w:pPr>
-        <w:pStyle w:val="Heading2"/>
+        <w:pStyle w:val="Heading3"/>
       </w:pPr>
       <w:r>
         <w:t>2.3 What the commutator would give</w:t>
@@ -1998,10 +1731,11 @@
       </w:r>
     </w:p>
     <w:p>
-      <w:pPr>
-        <w:pStyle w:val="Heading3"/>
-      </w:pPr>
       <w:r>
+        <w:rPr>
+          <w:b/>
+          <w:i/>
+        </w:rPr>
         <w:t>Worked example 2</w:t>
       </w:r>
     </w:p>
@@ -2012,7 +1746,7 @@
     </w:p>
     <w:p>
       <w:pPr>
-        <w:pStyle w:val="Heading1"/>
+        <w:pStyle w:val="Heading2"/>
       </w:pPr>
       <w:r>
         <w:t>3 Spin and statistics</w:t>
@@ -2020,7 +1754,7 @@
     </w:p>
     <w:p>
       <w:pPr>
-        <w:pStyle w:val="Heading2"/>
+        <w:pStyle w:val="Heading3"/>
       </w:pPr>
       <w:r>
         <w:t>3.1 Two worked cases of a general theorem</w:t>
@@ -2033,7 +1767,7 @@
     </w:p>
     <w:p>
       <w:pPr>
-        <w:pStyle w:val="Heading2"/>
+        <w:pStyle w:val="Heading3"/>
       </w:pPr>
       <w:r>
         <w:t>3.2 The general statement</w:t>
@@ -2045,10 +1779,11 @@
       </w:r>
     </w:p>
     <w:p>
-      <w:pPr>
-        <w:pStyle w:val="Heading3"/>
-      </w:pPr>
       <w:r>
+        <w:rPr>
+          <w:b/>
+          <w:i/>
+        </w:rPr>
         <w:t>Worked example 3</w:t>
       </w:r>
     </w:p>
@@ -2059,7 +1794,7 @@
     </w:p>
     <w:p>
       <w:pPr>
-        <w:pStyle w:val="Heading1"/>
+        <w:pStyle w:val="Heading2"/>
       </w:pPr>
       <w:r>
         <w:t>4 The fermionic Fock space and its signs</w:t>
@@ -2067,7 +1802,7 @@
     </w:p>
     <w:p>
       <w:pPr>
-        <w:pStyle w:val="Heading2"/>
+        <w:pStyle w:val="Heading3"/>
       </w:pPr>
       <w:r>
         <w:t>4.1 Ordered occupation-number states</w:t>
@@ -2132,7 +1867,7 @@
               <m:d>
                 <m:dPr/>
                 <m:e>
-                  <m:sSub>
+                  <m:sSubSup>
                     <m:e>
                       <m:r>
                         <m:t xml:space="preserve">c</m:t>
@@ -2140,10 +1875,15 @@
                     </m:e>
                     <m:sub>
                       <m:r>
-                        <m:t xml:space="preserve">1†</m:t>
+                        <m:t xml:space="preserve">1</m:t>
                       </m:r>
                     </m:sub>
-                  </m:sSub>
+                    <m:sup>
+                      <m:r>
+                        <m:t xml:space="preserve">†</m:t>
+                      </m:r>
+                    </m:sup>
+                  </m:sSubSup>
                 </m:e>
               </m:d>
             </m:e>
@@ -2170,7 +1910,7 @@
               <m:d>
                 <m:dPr/>
                 <m:e>
-                  <m:sSub>
+                  <m:sSubSup>
                     <m:e>
                       <m:r>
                         <m:t xml:space="preserve">c</m:t>
@@ -2178,10 +1918,15 @@
                     </m:e>
                     <m:sub>
                       <m:r>
-                        <m:t xml:space="preserve">2†</m:t>
+                        <m:t xml:space="preserve">2</m:t>
                       </m:r>
                     </m:sub>
-                  </m:sSub>
+                    <m:sup>
+                      <m:r>
+                        <m:t xml:space="preserve">†</m:t>
+                      </m:r>
+                    </m:sup>
+                  </m:sSubSup>
                 </m:e>
               </m:d>
             </m:e>
@@ -2258,7 +2003,7 @@
     </w:p>
     <w:p>
       <w:pPr>
-        <w:pStyle w:val="Heading2"/>
+        <w:pStyle w:val="Heading3"/>
       </w:pPr>
       <w:r>
         <w:t>4.2 The sign rule</w:t>
@@ -2276,7 +2021,7 @@
       </w:pPr>
       <m:oMathPara>
         <m:oMath>
-          <m:sSub>
+          <m:sSubSup>
             <m:e>
               <m:r>
                 <m:t xml:space="preserve">c</m:t>
@@ -2284,10 +2029,15 @@
             </m:e>
             <m:sub>
               <m:r>
-                <m:t xml:space="preserve">k†</m:t>
+                <m:t xml:space="preserve">k</m:t>
               </m:r>
             </m:sub>
-          </m:sSub>
+            <m:sup>
+              <m:r>
+                <m:t xml:space="preserve">†</m:t>
+              </m:r>
+            </m:sup>
+          </m:sSubSup>
           <m:r>
             <m:t xml:space="preserve">|</m:t>
           </m:r>
@@ -2591,10 +2341,11 @@
       </w:r>
     </w:p>
     <w:p>
-      <w:pPr>
-        <w:pStyle w:val="Heading3"/>
-      </w:pPr>
       <w:r>
+        <w:rPr>
+          <w:b/>
+          <w:i/>
+        </w:rPr>
         <w:t>Worked example 4</w:t>
       </w:r>
     </w:p>
@@ -2605,7 +2356,7 @@
     </w:p>
     <w:p>
       <w:pPr>
-        <w:pStyle w:val="Heading2"/>
+        <w:pStyle w:val="Heading3"/>
       </w:pPr>
       <w:r>
         <w:t>4.3 Relation to the Slater determinant</w:t>
@@ -2618,7 +2369,7 @@
     </w:p>
     <w:p>
       <w:pPr>
-        <w:pStyle w:val="Heading1"/>
+        <w:pStyle w:val="Heading2"/>
       </w:pPr>
       <w:r>
         <w:t>5 The propagator S(x − y)</w:t>
@@ -2626,7 +2377,7 @@
     </w:p>
     <w:p>
       <w:pPr>
-        <w:pStyle w:val="Heading2"/>
+        <w:pStyle w:val="Heading3"/>
       </w:pPr>
       <w:r>
         <w:t>5.1 Definition</w:t>
@@ -2887,21 +2638,22 @@
       </m:oMathPara>
     </w:p>
     <w:p>
-      <w:pPr>
-        <w:pStyle w:val="Heading3"/>
-      </w:pPr>
       <w:r>
+        <w:rPr>
+          <w:b/>
+          <w:i/>
+        </w:rPr>
         <w:t>Worked example 5</w:t>
       </w:r>
     </w:p>
     <w:p>
       <w:r>
-        <w:t>Show that S(x − y) solves the free Dirac equation in x. Since D satisfies the Klein Gordon equation, (□ + m²)D = 0 (Lesson 31, Section 3.1, and Lesson 17), and since (i∂̸_x − m)(i∂̸_x + m) = −(∂̸_x∂̸_x) − m² = −□ − m² (using ∂̸∂̸ = □, the identity of Lesson 20, Section 1.1, applied to derivatives rather than gamma matrices, or directly Lesson 19, Section 4.1's calculation), it follows that (i∂̸_x − m)S(x − y) = (i∂̸_x − m)(i∂̸_x + m)D(x − y) = −(□ + m²)D(x − y) = 0. The contraction S(x − y), a purely classical-looking object built from vacuum expectation values, satisfies the same equation as the field it came from, exactly as the plane-wave solutions of Lesson 19 do individually.</w:t>
+        <w:t>Show that S(x − y) solves the free Dirac equation in x. Since D satisfies the Klein–Gordon equation, (□ + m²)D = 0 (Lesson 31, Section 3.1, and Lesson 17), and since (i∂̸_x − m)(i∂̸_x + m) = −(∂̸_x∂̸_x) − m² = −□ − m² (using ∂̸∂̸ = □, the identity of Lesson 20, Section 1.1, applied to derivatives rather than gamma matrices, or directly Lesson 19, Section 4.1's calculation), it follows that (i∂̸_x − m)S(x − y) = (i∂̸_x − m)(i∂̸_x + m)D(x − y) = −(□ + m²)D(x − y) = 0. The contraction S(x − y), a purely classical-looking object built from vacuum expectation values, satisfies the same equation as the field it came from, exactly as the plane-wave solutions of Lesson 19 do individually.</w:t>
       </w:r>
     </w:p>
     <w:p>
       <w:pPr>
-        <w:pStyle w:val="Heading2"/>
+        <w:pStyle w:val="Heading3"/>
       </w:pPr>
       <w:r>
         <w:t>5.2 The reverse order</w:t>
@@ -3155,7 +2907,7 @@
     </w:p>
     <w:p>
       <w:pPr>
-        <w:pStyle w:val="Heading1"/>
+        <w:pStyle w:val="Heading2"/>
       </w:pPr>
       <w:r>
         <w:t>6 Wick's theorem for fermions</w:t>
@@ -3163,7 +2915,7 @@
     </w:p>
     <w:p>
       <w:pPr>
-        <w:pStyle w:val="Heading2"/>
+        <w:pStyle w:val="Heading3"/>
       </w:pPr>
       <w:r>
         <w:t>6.1 The four-point vacuum expectation value</w:t>
@@ -4101,10 +3853,11 @@
       </m:oMathPara>
     </w:p>
     <w:p>
-      <w:pPr>
-        <w:pStyle w:val="Heading3"/>
-      </w:pPr>
       <w:r>
+        <w:rPr>
+          <w:b/>
+          <w:i/>
+        </w:rPr>
         <w:t>Worked example 6</w:t>
       </w:r>
     </w:p>
@@ -4115,7 +3868,7 @@
     </w:p>
     <w:p>
       <w:pPr>
-        <w:pStyle w:val="Heading2"/>
+        <w:pStyle w:val="Heading3"/>
       </w:pPr>
       <w:r>
         <w:t>6.2 The general rule</w:t>
@@ -4127,10 +3880,11 @@
       </w:r>
     </w:p>
     <w:p>
-      <w:pPr>
-        <w:pStyle w:val="Heading3"/>
-      </w:pPr>
       <w:r>
+        <w:rPr>
+          <w:b/>
+          <w:i/>
+        </w:rPr>
         <w:t>Worked example 7</w:t>
       </w:r>
     </w:p>
@@ -4141,7 +3895,7 @@
     </w:p>
     <w:p>
       <w:pPr>
-        <w:pStyle w:val="Heading1"/>
+        <w:pStyle w:val="Heading2"/>
       </w:pPr>
       <w:r>
         <w:t>7 Connections to QED</w:t>
@@ -4436,7 +4190,7 @@
     </w:p>
     <w:p>
       <w:pPr>
-        <w:pStyle w:val="Heading1"/>
+        <w:pStyle w:val="Heading2"/>
       </w:pPr>
       <w:r>
         <w:t>8 Summary</w:t>
@@ -4540,7 +4294,7 @@
     </w:p>
     <w:p>
       <w:pPr>
-        <w:pStyle w:val="Heading1"/>
+        <w:pStyle w:val="Heading2"/>
       </w:pPr>
       <w:r>
         <w:t>Exercises</w:t>
@@ -4556,21 +4310,13 @@
         <w:tblLook w:firstColumn="1" w:firstRow="1" w:lastColumn="0" w:lastRow="0" w:noHBand="0" w:noVBand="1" w:val="04A0"/>
       </w:tblPr>
       <w:tblGrid>
-        <w:gridCol w:w="979"/>
-        <w:gridCol w:w="979"/>
-        <w:gridCol w:w="979"/>
-        <w:gridCol w:w="979"/>
-        <w:gridCol w:w="979"/>
-        <w:gridCol w:w="979"/>
-        <w:gridCol w:w="979"/>
-        <w:gridCol w:w="979"/>
-        <w:gridCol w:w="979"/>
-        <w:gridCol w:w="979"/>
+        <w:gridCol w:w="720"/>
+        <w:gridCol w:w="9072"/>
       </w:tblGrid>
       <w:tr>
         <w:tc>
           <w:tcPr>
-            <w:tcW w:type="dxa" w:w="979"/>
+            <w:tcW w:type="dxa" w:w="720"/>
             <w:shd w:fill="1F4E78"/>
             <w:vAlign w:val="center"/>
             <w:tcMar>
@@ -4592,7 +4338,7 @@
         </w:tc>
         <w:tc>
           <w:tcPr>
-            <w:tcW w:type="dxa" w:w="979"/>
+            <w:tcW w:type="dxa" w:w="9072"/>
             <w:shd w:fill="1F4E78"/>
             <w:vAlign w:val="center"/>
             <w:tcMar>
@@ -4612,179 +4358,11 @@
             </w:r>
           </w:p>
         </w:tc>
-        <w:tc>
-          <w:tcPr>
-            <w:tcW w:type="dxa" w:w="979"/>
-            <w:shd w:fill="1F4E78"/>
-            <w:vAlign w:val="center"/>
-            <w:tcMar>
-              <w:top w:w="100" w:type="dxa"/>
-              <w:start w:w="100" w:type="dxa"/>
-              <w:bottom w:w="100" w:type="dxa"/>
-              <w:end w:w="100" w:type="dxa"/>
-            </w:tcMar>
-          </w:tcPr>
-          <w:p>
-            <w:r>
-              <w:rPr>
-                <w:b/>
-                <w:color w:val="FFFFFF"/>
-              </w:rPr>
-            </w:r>
-          </w:p>
-        </w:tc>
-        <w:tc>
-          <w:tcPr>
-            <w:tcW w:type="dxa" w:w="979"/>
-            <w:shd w:fill="1F4E78"/>
-            <w:vAlign w:val="center"/>
-            <w:tcMar>
-              <w:top w:w="100" w:type="dxa"/>
-              <w:start w:w="100" w:type="dxa"/>
-              <w:bottom w:w="100" w:type="dxa"/>
-              <w:end w:w="100" w:type="dxa"/>
-            </w:tcMar>
-          </w:tcPr>
-          <w:p>
-            <w:r>
-              <w:rPr>
-                <w:b/>
-                <w:color w:val="FFFFFF"/>
-              </w:rPr>
-            </w:r>
-          </w:p>
-        </w:tc>
-        <w:tc>
-          <w:tcPr>
-            <w:tcW w:type="dxa" w:w="979"/>
-            <w:shd w:fill="1F4E78"/>
-            <w:vAlign w:val="center"/>
-            <w:tcMar>
-              <w:top w:w="100" w:type="dxa"/>
-              <w:start w:w="100" w:type="dxa"/>
-              <w:bottom w:w="100" w:type="dxa"/>
-              <w:end w:w="100" w:type="dxa"/>
-            </w:tcMar>
-          </w:tcPr>
-          <w:p>
-            <w:r>
-              <w:rPr>
-                <w:b/>
-                <w:color w:val="FFFFFF"/>
-              </w:rPr>
-            </w:r>
-          </w:p>
-        </w:tc>
-        <w:tc>
-          <w:tcPr>
-            <w:tcW w:type="dxa" w:w="979"/>
-            <w:shd w:fill="1F4E78"/>
-            <w:vAlign w:val="center"/>
-            <w:tcMar>
-              <w:top w:w="100" w:type="dxa"/>
-              <w:start w:w="100" w:type="dxa"/>
-              <w:bottom w:w="100" w:type="dxa"/>
-              <w:end w:w="100" w:type="dxa"/>
-            </w:tcMar>
-          </w:tcPr>
-          <w:p>
-            <w:r>
-              <w:rPr>
-                <w:b/>
-                <w:color w:val="FFFFFF"/>
-              </w:rPr>
-            </w:r>
-          </w:p>
-        </w:tc>
-        <w:tc>
-          <w:tcPr>
-            <w:tcW w:type="dxa" w:w="979"/>
-            <w:shd w:fill="1F4E78"/>
-            <w:vAlign w:val="center"/>
-            <w:tcMar>
-              <w:top w:w="100" w:type="dxa"/>
-              <w:start w:w="100" w:type="dxa"/>
-              <w:bottom w:w="100" w:type="dxa"/>
-              <w:end w:w="100" w:type="dxa"/>
-            </w:tcMar>
-          </w:tcPr>
-          <w:p>
-            <w:r>
-              <w:rPr>
-                <w:b/>
-                <w:color w:val="FFFFFF"/>
-              </w:rPr>
-            </w:r>
-          </w:p>
-        </w:tc>
-        <w:tc>
-          <w:tcPr>
-            <w:tcW w:type="dxa" w:w="979"/>
-            <w:shd w:fill="1F4E78"/>
-            <w:vAlign w:val="center"/>
-            <w:tcMar>
-              <w:top w:w="100" w:type="dxa"/>
-              <w:start w:w="100" w:type="dxa"/>
-              <w:bottom w:w="100" w:type="dxa"/>
-              <w:end w:w="100" w:type="dxa"/>
-            </w:tcMar>
-          </w:tcPr>
-          <w:p>
-            <w:r>
-              <w:rPr>
-                <w:b/>
-                <w:color w:val="FFFFFF"/>
-              </w:rPr>
-            </w:r>
-          </w:p>
-        </w:tc>
-        <w:tc>
-          <w:tcPr>
-            <w:tcW w:type="dxa" w:w="979"/>
-            <w:shd w:fill="1F4E78"/>
-            <w:vAlign w:val="center"/>
-            <w:tcMar>
-              <w:top w:w="100" w:type="dxa"/>
-              <w:start w:w="100" w:type="dxa"/>
-              <w:bottom w:w="100" w:type="dxa"/>
-              <w:end w:w="100" w:type="dxa"/>
-            </w:tcMar>
-          </w:tcPr>
-          <w:p>
-            <w:r>
-              <w:rPr>
-                <w:b/>
-                <w:color w:val="FFFFFF"/>
-              </w:rPr>
-            </w:r>
-          </w:p>
-        </w:tc>
-        <w:tc>
-          <w:tcPr>
-            <w:tcW w:type="dxa" w:w="979"/>
-            <w:shd w:fill="1F4E78"/>
-            <w:vAlign w:val="center"/>
-            <w:tcMar>
-              <w:top w:w="100" w:type="dxa"/>
-              <w:start w:w="100" w:type="dxa"/>
-              <w:bottom w:w="100" w:type="dxa"/>
-              <w:end w:w="100" w:type="dxa"/>
-            </w:tcMar>
-          </w:tcPr>
-          <w:p>
-            <w:r>
-              <w:rPr>
-                <w:b/>
-                <w:color w:val="FFFFFF"/>
-              </w:rPr>
-            </w:r>
-          </w:p>
-        </w:tc>
       </w:tr>
       <w:tr>
         <w:tc>
           <w:tcPr>
-            <w:tcW w:type="dxa" w:w="979"/>
+            <w:tcW w:type="dxa" w:w="720"/>
             <w:vAlign w:val="center"/>
             <w:tcMar>
               <w:top w:w="100" w:type="dxa"/>
@@ -4801,7 +4379,7 @@
         </w:tc>
         <w:tc>
           <w:tcPr>
-            <w:tcW w:type="dxa" w:w="979"/>
+            <w:tcW w:type="dxa" w:w="9072"/>
             <w:vAlign w:val="center"/>
             <w:tcMar>
               <w:top w:w="100" w:type="dxa"/>
@@ -4816,115 +4394,11 @@
             </w:r>
           </w:p>
         </w:tc>
-        <w:tc>
-          <w:tcPr>
-            <w:tcW w:type="dxa" w:w="979"/>
-            <w:vAlign w:val="center"/>
-            <w:tcMar>
-              <w:top w:w="100" w:type="dxa"/>
-              <w:start w:w="100" w:type="dxa"/>
-              <w:bottom w:w="100" w:type="dxa"/>
-              <w:end w:w="100" w:type="dxa"/>
-            </w:tcMar>
-          </w:tcPr>
-          <w:p/>
-        </w:tc>
-        <w:tc>
-          <w:tcPr>
-            <w:tcW w:type="dxa" w:w="979"/>
-            <w:vAlign w:val="center"/>
-            <w:tcMar>
-              <w:top w:w="100" w:type="dxa"/>
-              <w:start w:w="100" w:type="dxa"/>
-              <w:bottom w:w="100" w:type="dxa"/>
-              <w:end w:w="100" w:type="dxa"/>
-            </w:tcMar>
-          </w:tcPr>
-          <w:p/>
-        </w:tc>
-        <w:tc>
-          <w:tcPr>
-            <w:tcW w:type="dxa" w:w="979"/>
-            <w:vAlign w:val="center"/>
-            <w:tcMar>
-              <w:top w:w="100" w:type="dxa"/>
-              <w:start w:w="100" w:type="dxa"/>
-              <w:bottom w:w="100" w:type="dxa"/>
-              <w:end w:w="100" w:type="dxa"/>
-            </w:tcMar>
-          </w:tcPr>
-          <w:p/>
-        </w:tc>
-        <w:tc>
-          <w:tcPr>
-            <w:tcW w:type="dxa" w:w="979"/>
-            <w:vAlign w:val="center"/>
-            <w:tcMar>
-              <w:top w:w="100" w:type="dxa"/>
-              <w:start w:w="100" w:type="dxa"/>
-              <w:bottom w:w="100" w:type="dxa"/>
-              <w:end w:w="100" w:type="dxa"/>
-            </w:tcMar>
-          </w:tcPr>
-          <w:p/>
-        </w:tc>
-        <w:tc>
-          <w:tcPr>
-            <w:tcW w:type="dxa" w:w="979"/>
-            <w:vAlign w:val="center"/>
-            <w:tcMar>
-              <w:top w:w="100" w:type="dxa"/>
-              <w:start w:w="100" w:type="dxa"/>
-              <w:bottom w:w="100" w:type="dxa"/>
-              <w:end w:w="100" w:type="dxa"/>
-            </w:tcMar>
-          </w:tcPr>
-          <w:p/>
-        </w:tc>
-        <w:tc>
-          <w:tcPr>
-            <w:tcW w:type="dxa" w:w="979"/>
-            <w:vAlign w:val="center"/>
-            <w:tcMar>
-              <w:top w:w="100" w:type="dxa"/>
-              <w:start w:w="100" w:type="dxa"/>
-              <w:bottom w:w="100" w:type="dxa"/>
-              <w:end w:w="100" w:type="dxa"/>
-            </w:tcMar>
-          </w:tcPr>
-          <w:p/>
-        </w:tc>
-        <w:tc>
-          <w:tcPr>
-            <w:tcW w:type="dxa" w:w="979"/>
-            <w:vAlign w:val="center"/>
-            <w:tcMar>
-              <w:top w:w="100" w:type="dxa"/>
-              <w:start w:w="100" w:type="dxa"/>
-              <w:bottom w:w="100" w:type="dxa"/>
-              <w:end w:w="100" w:type="dxa"/>
-            </w:tcMar>
-          </w:tcPr>
-          <w:p/>
-        </w:tc>
-        <w:tc>
-          <w:tcPr>
-            <w:tcW w:type="dxa" w:w="979"/>
-            <w:vAlign w:val="center"/>
-            <w:tcMar>
-              <w:top w:w="100" w:type="dxa"/>
-              <w:start w:w="100" w:type="dxa"/>
-              <w:bottom w:w="100" w:type="dxa"/>
-              <w:end w:w="100" w:type="dxa"/>
-            </w:tcMar>
-          </w:tcPr>
-          <w:p/>
-        </w:tc>
       </w:tr>
       <w:tr>
         <w:tc>
           <w:tcPr>
-            <w:tcW w:type="dxa" w:w="979"/>
+            <w:tcW w:type="dxa" w:w="720"/>
             <w:vAlign w:val="center"/>
             <w:shd w:fill="EAF2F8"/>
             <w:tcMar>
@@ -4942,7 +4416,7 @@
         </w:tc>
         <w:tc>
           <w:tcPr>
-            <w:tcW w:type="dxa" w:w="979"/>
+            <w:tcW w:type="dxa" w:w="9072"/>
             <w:vAlign w:val="center"/>
             <w:shd w:fill="EAF2F8"/>
             <w:tcMar>
@@ -4958,123 +4432,11 @@
             </w:r>
           </w:p>
         </w:tc>
-        <w:tc>
-          <w:tcPr>
-            <w:tcW w:type="dxa" w:w="979"/>
-            <w:vAlign w:val="center"/>
-            <w:shd w:fill="EAF2F8"/>
-            <w:tcMar>
-              <w:top w:w="100" w:type="dxa"/>
-              <w:start w:w="100" w:type="dxa"/>
-              <w:bottom w:w="100" w:type="dxa"/>
-              <w:end w:w="100" w:type="dxa"/>
-            </w:tcMar>
-          </w:tcPr>
-          <w:p/>
-        </w:tc>
-        <w:tc>
-          <w:tcPr>
-            <w:tcW w:type="dxa" w:w="979"/>
-            <w:vAlign w:val="center"/>
-            <w:shd w:fill="EAF2F8"/>
-            <w:tcMar>
-              <w:top w:w="100" w:type="dxa"/>
-              <w:start w:w="100" w:type="dxa"/>
-              <w:bottom w:w="100" w:type="dxa"/>
-              <w:end w:w="100" w:type="dxa"/>
-            </w:tcMar>
-          </w:tcPr>
-          <w:p/>
-        </w:tc>
-        <w:tc>
-          <w:tcPr>
-            <w:tcW w:type="dxa" w:w="979"/>
-            <w:vAlign w:val="center"/>
-            <w:shd w:fill="EAF2F8"/>
-            <w:tcMar>
-              <w:top w:w="100" w:type="dxa"/>
-              <w:start w:w="100" w:type="dxa"/>
-              <w:bottom w:w="100" w:type="dxa"/>
-              <w:end w:w="100" w:type="dxa"/>
-            </w:tcMar>
-          </w:tcPr>
-          <w:p/>
-        </w:tc>
-        <w:tc>
-          <w:tcPr>
-            <w:tcW w:type="dxa" w:w="979"/>
-            <w:vAlign w:val="center"/>
-            <w:shd w:fill="EAF2F8"/>
-            <w:tcMar>
-              <w:top w:w="100" w:type="dxa"/>
-              <w:start w:w="100" w:type="dxa"/>
-              <w:bottom w:w="100" w:type="dxa"/>
-              <w:end w:w="100" w:type="dxa"/>
-            </w:tcMar>
-          </w:tcPr>
-          <w:p/>
-        </w:tc>
-        <w:tc>
-          <w:tcPr>
-            <w:tcW w:type="dxa" w:w="979"/>
-            <w:vAlign w:val="center"/>
-            <w:shd w:fill="EAF2F8"/>
-            <w:tcMar>
-              <w:top w:w="100" w:type="dxa"/>
-              <w:start w:w="100" w:type="dxa"/>
-              <w:bottom w:w="100" w:type="dxa"/>
-              <w:end w:w="100" w:type="dxa"/>
-            </w:tcMar>
-          </w:tcPr>
-          <w:p/>
-        </w:tc>
-        <w:tc>
-          <w:tcPr>
-            <w:tcW w:type="dxa" w:w="979"/>
-            <w:vAlign w:val="center"/>
-            <w:shd w:fill="EAF2F8"/>
-            <w:tcMar>
-              <w:top w:w="100" w:type="dxa"/>
-              <w:start w:w="100" w:type="dxa"/>
-              <w:bottom w:w="100" w:type="dxa"/>
-              <w:end w:w="100" w:type="dxa"/>
-            </w:tcMar>
-          </w:tcPr>
-          <w:p/>
-        </w:tc>
-        <w:tc>
-          <w:tcPr>
-            <w:tcW w:type="dxa" w:w="979"/>
-            <w:vAlign w:val="center"/>
-            <w:shd w:fill="EAF2F8"/>
-            <w:tcMar>
-              <w:top w:w="100" w:type="dxa"/>
-              <w:start w:w="100" w:type="dxa"/>
-              <w:bottom w:w="100" w:type="dxa"/>
-              <w:end w:w="100" w:type="dxa"/>
-            </w:tcMar>
-          </w:tcPr>
-          <w:p/>
-        </w:tc>
-        <w:tc>
-          <w:tcPr>
-            <w:tcW w:type="dxa" w:w="979"/>
-            <w:vAlign w:val="center"/>
-            <w:shd w:fill="EAF2F8"/>
-            <w:tcMar>
-              <w:top w:w="100" w:type="dxa"/>
-              <w:start w:w="100" w:type="dxa"/>
-              <w:bottom w:w="100" w:type="dxa"/>
-              <w:end w:w="100" w:type="dxa"/>
-            </w:tcMar>
-          </w:tcPr>
-          <w:p/>
-        </w:tc>
       </w:tr>
       <w:tr>
         <w:tc>
           <w:tcPr>
-            <w:tcW w:type="dxa" w:w="979"/>
+            <w:tcW w:type="dxa" w:w="720"/>
             <w:vAlign w:val="center"/>
             <w:tcMar>
               <w:top w:w="100" w:type="dxa"/>
@@ -5091,7 +4453,7 @@
         </w:tc>
         <w:tc>
           <w:tcPr>
-            <w:tcW w:type="dxa" w:w="979"/>
+            <w:tcW w:type="dxa" w:w="9072"/>
             <w:vAlign w:val="center"/>
             <w:tcMar>
               <w:top w:w="100" w:type="dxa"/>
@@ -5106,115 +4468,11 @@
             </w:r>
           </w:p>
         </w:tc>
-        <w:tc>
-          <w:tcPr>
-            <w:tcW w:type="dxa" w:w="979"/>
-            <w:vAlign w:val="center"/>
-            <w:tcMar>
-              <w:top w:w="100" w:type="dxa"/>
-              <w:start w:w="100" w:type="dxa"/>
-              <w:bottom w:w="100" w:type="dxa"/>
-              <w:end w:w="100" w:type="dxa"/>
-            </w:tcMar>
-          </w:tcPr>
-          <w:p/>
-        </w:tc>
-        <w:tc>
-          <w:tcPr>
-            <w:tcW w:type="dxa" w:w="979"/>
-            <w:vAlign w:val="center"/>
-            <w:tcMar>
-              <w:top w:w="100" w:type="dxa"/>
-              <w:start w:w="100" w:type="dxa"/>
-              <w:bottom w:w="100" w:type="dxa"/>
-              <w:end w:w="100" w:type="dxa"/>
-            </w:tcMar>
-          </w:tcPr>
-          <w:p/>
-        </w:tc>
-        <w:tc>
-          <w:tcPr>
-            <w:tcW w:type="dxa" w:w="979"/>
-            <w:vAlign w:val="center"/>
-            <w:tcMar>
-              <w:top w:w="100" w:type="dxa"/>
-              <w:start w:w="100" w:type="dxa"/>
-              <w:bottom w:w="100" w:type="dxa"/>
-              <w:end w:w="100" w:type="dxa"/>
-            </w:tcMar>
-          </w:tcPr>
-          <w:p/>
-        </w:tc>
-        <w:tc>
-          <w:tcPr>
-            <w:tcW w:type="dxa" w:w="979"/>
-            <w:vAlign w:val="center"/>
-            <w:tcMar>
-              <w:top w:w="100" w:type="dxa"/>
-              <w:start w:w="100" w:type="dxa"/>
-              <w:bottom w:w="100" w:type="dxa"/>
-              <w:end w:w="100" w:type="dxa"/>
-            </w:tcMar>
-          </w:tcPr>
-          <w:p/>
-        </w:tc>
-        <w:tc>
-          <w:tcPr>
-            <w:tcW w:type="dxa" w:w="979"/>
-            <w:vAlign w:val="center"/>
-            <w:tcMar>
-              <w:top w:w="100" w:type="dxa"/>
-              <w:start w:w="100" w:type="dxa"/>
-              <w:bottom w:w="100" w:type="dxa"/>
-              <w:end w:w="100" w:type="dxa"/>
-            </w:tcMar>
-          </w:tcPr>
-          <w:p/>
-        </w:tc>
-        <w:tc>
-          <w:tcPr>
-            <w:tcW w:type="dxa" w:w="979"/>
-            <w:vAlign w:val="center"/>
-            <w:tcMar>
-              <w:top w:w="100" w:type="dxa"/>
-              <w:start w:w="100" w:type="dxa"/>
-              <w:bottom w:w="100" w:type="dxa"/>
-              <w:end w:w="100" w:type="dxa"/>
-            </w:tcMar>
-          </w:tcPr>
-          <w:p/>
-        </w:tc>
-        <w:tc>
-          <w:tcPr>
-            <w:tcW w:type="dxa" w:w="979"/>
-            <w:vAlign w:val="center"/>
-            <w:tcMar>
-              <w:top w:w="100" w:type="dxa"/>
-              <w:start w:w="100" w:type="dxa"/>
-              <w:bottom w:w="100" w:type="dxa"/>
-              <w:end w:w="100" w:type="dxa"/>
-            </w:tcMar>
-          </w:tcPr>
-          <w:p/>
-        </w:tc>
-        <w:tc>
-          <w:tcPr>
-            <w:tcW w:type="dxa" w:w="979"/>
-            <w:vAlign w:val="center"/>
-            <w:tcMar>
-              <w:top w:w="100" w:type="dxa"/>
-              <w:start w:w="100" w:type="dxa"/>
-              <w:bottom w:w="100" w:type="dxa"/>
-              <w:end w:w="100" w:type="dxa"/>
-            </w:tcMar>
-          </w:tcPr>
-          <w:p/>
-        </w:tc>
       </w:tr>
       <w:tr>
         <w:tc>
           <w:tcPr>
-            <w:tcW w:type="dxa" w:w="979"/>
+            <w:tcW w:type="dxa" w:w="720"/>
             <w:vAlign w:val="center"/>
             <w:shd w:fill="EAF2F8"/>
             <w:tcMar>
@@ -5232,7 +4490,7 @@
         </w:tc>
         <w:tc>
           <w:tcPr>
-            <w:tcW w:type="dxa" w:w="979"/>
+            <w:tcW w:type="dxa" w:w="9072"/>
             <w:vAlign w:val="center"/>
             <w:shd w:fill="EAF2F8"/>
             <w:tcMar>
@@ -5248,123 +4506,11 @@
             </w:r>
           </w:p>
         </w:tc>
-        <w:tc>
-          <w:tcPr>
-            <w:tcW w:type="dxa" w:w="979"/>
-            <w:vAlign w:val="center"/>
-            <w:shd w:fill="EAF2F8"/>
-            <w:tcMar>
-              <w:top w:w="100" w:type="dxa"/>
-              <w:start w:w="100" w:type="dxa"/>
-              <w:bottom w:w="100" w:type="dxa"/>
-              <w:end w:w="100" w:type="dxa"/>
-            </w:tcMar>
-          </w:tcPr>
-          <w:p/>
-        </w:tc>
-        <w:tc>
-          <w:tcPr>
-            <w:tcW w:type="dxa" w:w="979"/>
-            <w:vAlign w:val="center"/>
-            <w:shd w:fill="EAF2F8"/>
-            <w:tcMar>
-              <w:top w:w="100" w:type="dxa"/>
-              <w:start w:w="100" w:type="dxa"/>
-              <w:bottom w:w="100" w:type="dxa"/>
-              <w:end w:w="100" w:type="dxa"/>
-            </w:tcMar>
-          </w:tcPr>
-          <w:p/>
-        </w:tc>
-        <w:tc>
-          <w:tcPr>
-            <w:tcW w:type="dxa" w:w="979"/>
-            <w:vAlign w:val="center"/>
-            <w:shd w:fill="EAF2F8"/>
-            <w:tcMar>
-              <w:top w:w="100" w:type="dxa"/>
-              <w:start w:w="100" w:type="dxa"/>
-              <w:bottom w:w="100" w:type="dxa"/>
-              <w:end w:w="100" w:type="dxa"/>
-            </w:tcMar>
-          </w:tcPr>
-          <w:p/>
-        </w:tc>
-        <w:tc>
-          <w:tcPr>
-            <w:tcW w:type="dxa" w:w="979"/>
-            <w:vAlign w:val="center"/>
-            <w:shd w:fill="EAF2F8"/>
-            <w:tcMar>
-              <w:top w:w="100" w:type="dxa"/>
-              <w:start w:w="100" w:type="dxa"/>
-              <w:bottom w:w="100" w:type="dxa"/>
-              <w:end w:w="100" w:type="dxa"/>
-            </w:tcMar>
-          </w:tcPr>
-          <w:p/>
-        </w:tc>
-        <w:tc>
-          <w:tcPr>
-            <w:tcW w:type="dxa" w:w="979"/>
-            <w:vAlign w:val="center"/>
-            <w:shd w:fill="EAF2F8"/>
-            <w:tcMar>
-              <w:top w:w="100" w:type="dxa"/>
-              <w:start w:w="100" w:type="dxa"/>
-              <w:bottom w:w="100" w:type="dxa"/>
-              <w:end w:w="100" w:type="dxa"/>
-            </w:tcMar>
-          </w:tcPr>
-          <w:p/>
-        </w:tc>
-        <w:tc>
-          <w:tcPr>
-            <w:tcW w:type="dxa" w:w="979"/>
-            <w:vAlign w:val="center"/>
-            <w:shd w:fill="EAF2F8"/>
-            <w:tcMar>
-              <w:top w:w="100" w:type="dxa"/>
-              <w:start w:w="100" w:type="dxa"/>
-              <w:bottom w:w="100" w:type="dxa"/>
-              <w:end w:w="100" w:type="dxa"/>
-            </w:tcMar>
-          </w:tcPr>
-          <w:p/>
-        </w:tc>
-        <w:tc>
-          <w:tcPr>
-            <w:tcW w:type="dxa" w:w="979"/>
-            <w:vAlign w:val="center"/>
-            <w:shd w:fill="EAF2F8"/>
-            <w:tcMar>
-              <w:top w:w="100" w:type="dxa"/>
-              <w:start w:w="100" w:type="dxa"/>
-              <w:bottom w:w="100" w:type="dxa"/>
-              <w:end w:w="100" w:type="dxa"/>
-            </w:tcMar>
-          </w:tcPr>
-          <w:p/>
-        </w:tc>
-        <w:tc>
-          <w:tcPr>
-            <w:tcW w:type="dxa" w:w="979"/>
-            <w:vAlign w:val="center"/>
-            <w:shd w:fill="EAF2F8"/>
-            <w:tcMar>
-              <w:top w:w="100" w:type="dxa"/>
-              <w:start w:w="100" w:type="dxa"/>
-              <w:bottom w:w="100" w:type="dxa"/>
-              <w:end w:w="100" w:type="dxa"/>
-            </w:tcMar>
-          </w:tcPr>
-          <w:p/>
-        </w:tc>
       </w:tr>
       <w:tr>
         <w:tc>
           <w:tcPr>
-            <w:tcW w:type="dxa" w:w="979"/>
+            <w:tcW w:type="dxa" w:w="720"/>
             <w:vAlign w:val="center"/>
             <w:tcMar>
               <w:top w:w="100" w:type="dxa"/>
@@ -5381,7 +4527,7 @@
         </w:tc>
         <w:tc>
           <w:tcPr>
-            <w:tcW w:type="dxa" w:w="979"/>
+            <w:tcW w:type="dxa" w:w="9072"/>
             <w:vAlign w:val="center"/>
             <w:tcMar>
               <w:top w:w="100" w:type="dxa"/>
@@ -5396,115 +4542,11 @@
             </w:r>
           </w:p>
         </w:tc>
-        <w:tc>
-          <w:tcPr>
-            <w:tcW w:type="dxa" w:w="979"/>
-            <w:vAlign w:val="center"/>
-            <w:tcMar>
-              <w:top w:w="100" w:type="dxa"/>
-              <w:start w:w="100" w:type="dxa"/>
-              <w:bottom w:w="100" w:type="dxa"/>
-              <w:end w:w="100" w:type="dxa"/>
-            </w:tcMar>
-          </w:tcPr>
-          <w:p/>
-        </w:tc>
-        <w:tc>
-          <w:tcPr>
-            <w:tcW w:type="dxa" w:w="979"/>
-            <w:vAlign w:val="center"/>
-            <w:tcMar>
-              <w:top w:w="100" w:type="dxa"/>
-              <w:start w:w="100" w:type="dxa"/>
-              <w:bottom w:w="100" w:type="dxa"/>
-              <w:end w:w="100" w:type="dxa"/>
-            </w:tcMar>
-          </w:tcPr>
-          <w:p/>
-        </w:tc>
-        <w:tc>
-          <w:tcPr>
-            <w:tcW w:type="dxa" w:w="979"/>
-            <w:vAlign w:val="center"/>
-            <w:tcMar>
-              <w:top w:w="100" w:type="dxa"/>
-              <w:start w:w="100" w:type="dxa"/>
-              <w:bottom w:w="100" w:type="dxa"/>
-              <w:end w:w="100" w:type="dxa"/>
-            </w:tcMar>
-          </w:tcPr>
-          <w:p/>
-        </w:tc>
-        <w:tc>
-          <w:tcPr>
-            <w:tcW w:type="dxa" w:w="979"/>
-            <w:vAlign w:val="center"/>
-            <w:tcMar>
-              <w:top w:w="100" w:type="dxa"/>
-              <w:start w:w="100" w:type="dxa"/>
-              <w:bottom w:w="100" w:type="dxa"/>
-              <w:end w:w="100" w:type="dxa"/>
-            </w:tcMar>
-          </w:tcPr>
-          <w:p/>
-        </w:tc>
-        <w:tc>
-          <w:tcPr>
-            <w:tcW w:type="dxa" w:w="979"/>
-            <w:vAlign w:val="center"/>
-            <w:tcMar>
-              <w:top w:w="100" w:type="dxa"/>
-              <w:start w:w="100" w:type="dxa"/>
-              <w:bottom w:w="100" w:type="dxa"/>
-              <w:end w:w="100" w:type="dxa"/>
-            </w:tcMar>
-          </w:tcPr>
-          <w:p/>
-        </w:tc>
-        <w:tc>
-          <w:tcPr>
-            <w:tcW w:type="dxa" w:w="979"/>
-            <w:vAlign w:val="center"/>
-            <w:tcMar>
-              <w:top w:w="100" w:type="dxa"/>
-              <w:start w:w="100" w:type="dxa"/>
-              <w:bottom w:w="100" w:type="dxa"/>
-              <w:end w:w="100" w:type="dxa"/>
-            </w:tcMar>
-          </w:tcPr>
-          <w:p/>
-        </w:tc>
-        <w:tc>
-          <w:tcPr>
-            <w:tcW w:type="dxa" w:w="979"/>
-            <w:vAlign w:val="center"/>
-            <w:tcMar>
-              <w:top w:w="100" w:type="dxa"/>
-              <w:start w:w="100" w:type="dxa"/>
-              <w:bottom w:w="100" w:type="dxa"/>
-              <w:end w:w="100" w:type="dxa"/>
-            </w:tcMar>
-          </w:tcPr>
-          <w:p/>
-        </w:tc>
-        <w:tc>
-          <w:tcPr>
-            <w:tcW w:type="dxa" w:w="979"/>
-            <w:vAlign w:val="center"/>
-            <w:tcMar>
-              <w:top w:w="100" w:type="dxa"/>
-              <w:start w:w="100" w:type="dxa"/>
-              <w:bottom w:w="100" w:type="dxa"/>
-              <w:end w:w="100" w:type="dxa"/>
-            </w:tcMar>
-          </w:tcPr>
-          <w:p/>
-        </w:tc>
       </w:tr>
       <w:tr>
         <w:tc>
           <w:tcPr>
-            <w:tcW w:type="dxa" w:w="979"/>
+            <w:tcW w:type="dxa" w:w="720"/>
             <w:vAlign w:val="center"/>
             <w:shd w:fill="EAF2F8"/>
             <w:tcMar>
@@ -5522,7 +4564,7 @@
         </w:tc>
         <w:tc>
           <w:tcPr>
-            <w:tcW w:type="dxa" w:w="979"/>
+            <w:tcW w:type="dxa" w:w="9072"/>
             <w:vAlign w:val="center"/>
             <w:shd w:fill="EAF2F8"/>
             <w:tcMar>
@@ -5538,123 +4580,11 @@
             </w:r>
           </w:p>
         </w:tc>
-        <w:tc>
-          <w:tcPr>
-            <w:tcW w:type="dxa" w:w="979"/>
-            <w:vAlign w:val="center"/>
-            <w:shd w:fill="EAF2F8"/>
-            <w:tcMar>
-              <w:top w:w="100" w:type="dxa"/>
-              <w:start w:w="100" w:type="dxa"/>
-              <w:bottom w:w="100" w:type="dxa"/>
-              <w:end w:w="100" w:type="dxa"/>
-            </w:tcMar>
-          </w:tcPr>
-          <w:p/>
-        </w:tc>
-        <w:tc>
-          <w:tcPr>
-            <w:tcW w:type="dxa" w:w="979"/>
-            <w:vAlign w:val="center"/>
-            <w:shd w:fill="EAF2F8"/>
-            <w:tcMar>
-              <w:top w:w="100" w:type="dxa"/>
-              <w:start w:w="100" w:type="dxa"/>
-              <w:bottom w:w="100" w:type="dxa"/>
-              <w:end w:w="100" w:type="dxa"/>
-            </w:tcMar>
-          </w:tcPr>
-          <w:p/>
-        </w:tc>
-        <w:tc>
-          <w:tcPr>
-            <w:tcW w:type="dxa" w:w="979"/>
-            <w:vAlign w:val="center"/>
-            <w:shd w:fill="EAF2F8"/>
-            <w:tcMar>
-              <w:top w:w="100" w:type="dxa"/>
-              <w:start w:w="100" w:type="dxa"/>
-              <w:bottom w:w="100" w:type="dxa"/>
-              <w:end w:w="100" w:type="dxa"/>
-            </w:tcMar>
-          </w:tcPr>
-          <w:p/>
-        </w:tc>
-        <w:tc>
-          <w:tcPr>
-            <w:tcW w:type="dxa" w:w="979"/>
-            <w:vAlign w:val="center"/>
-            <w:shd w:fill="EAF2F8"/>
-            <w:tcMar>
-              <w:top w:w="100" w:type="dxa"/>
-              <w:start w:w="100" w:type="dxa"/>
-              <w:bottom w:w="100" w:type="dxa"/>
-              <w:end w:w="100" w:type="dxa"/>
-            </w:tcMar>
-          </w:tcPr>
-          <w:p/>
-        </w:tc>
-        <w:tc>
-          <w:tcPr>
-            <w:tcW w:type="dxa" w:w="979"/>
-            <w:vAlign w:val="center"/>
-            <w:shd w:fill="EAF2F8"/>
-            <w:tcMar>
-              <w:top w:w="100" w:type="dxa"/>
-              <w:start w:w="100" w:type="dxa"/>
-              <w:bottom w:w="100" w:type="dxa"/>
-              <w:end w:w="100" w:type="dxa"/>
-            </w:tcMar>
-          </w:tcPr>
-          <w:p/>
-        </w:tc>
-        <w:tc>
-          <w:tcPr>
-            <w:tcW w:type="dxa" w:w="979"/>
-            <w:vAlign w:val="center"/>
-            <w:shd w:fill="EAF2F8"/>
-            <w:tcMar>
-              <w:top w:w="100" w:type="dxa"/>
-              <w:start w:w="100" w:type="dxa"/>
-              <w:bottom w:w="100" w:type="dxa"/>
-              <w:end w:w="100" w:type="dxa"/>
-            </w:tcMar>
-          </w:tcPr>
-          <w:p/>
-        </w:tc>
-        <w:tc>
-          <w:tcPr>
-            <w:tcW w:type="dxa" w:w="979"/>
-            <w:vAlign w:val="center"/>
-            <w:shd w:fill="EAF2F8"/>
-            <w:tcMar>
-              <w:top w:w="100" w:type="dxa"/>
-              <w:start w:w="100" w:type="dxa"/>
-              <w:bottom w:w="100" w:type="dxa"/>
-              <w:end w:w="100" w:type="dxa"/>
-            </w:tcMar>
-          </w:tcPr>
-          <w:p/>
-        </w:tc>
-        <w:tc>
-          <w:tcPr>
-            <w:tcW w:type="dxa" w:w="979"/>
-            <w:vAlign w:val="center"/>
-            <w:shd w:fill="EAF2F8"/>
-            <w:tcMar>
-              <w:top w:w="100" w:type="dxa"/>
-              <w:start w:w="100" w:type="dxa"/>
-              <w:bottom w:w="100" w:type="dxa"/>
-              <w:end w:w="100" w:type="dxa"/>
-            </w:tcMar>
-          </w:tcPr>
-          <w:p/>
-        </w:tc>
       </w:tr>
       <w:tr>
         <w:tc>
           <w:tcPr>
-            <w:tcW w:type="dxa" w:w="979"/>
+            <w:tcW w:type="dxa" w:w="720"/>
             <w:vAlign w:val="center"/>
             <w:tcMar>
               <w:top w:w="100" w:type="dxa"/>
@@ -5671,7 +4601,7 @@
         </w:tc>
         <w:tc>
           <w:tcPr>
-            <w:tcW w:type="dxa" w:w="979"/>
+            <w:tcW w:type="dxa" w:w="9072"/>
             <w:vAlign w:val="center"/>
             <w:tcMar>
               <w:top w:w="100" w:type="dxa"/>
@@ -5682,123 +4612,15 @@
           </w:tcPr>
           <w:p>
             <w:r>
-              <w:t>For three modes with a fixed order 1, 2, 3, compute c_3†c_1†</w:t>
+              <w:t>For three modes with a fixed order 1, 2, 3, compute c_3†c_1†|0⟩ using the sign rule of Section 4.2, and check the answer by anticommuting c_3† past c_1† directly.</w:t>
             </w:r>
           </w:p>
-        </w:tc>
-        <w:tc>
-          <w:tcPr>
-            <w:tcW w:type="dxa" w:w="979"/>
-            <w:vAlign w:val="center"/>
-            <w:tcMar>
-              <w:top w:w="100" w:type="dxa"/>
-              <w:start w:w="100" w:type="dxa"/>
-              <w:bottom w:w="100" w:type="dxa"/>
-              <w:end w:w="100" w:type="dxa"/>
-            </w:tcMar>
-          </w:tcPr>
-          <w:p>
-            <w:r>
-              <w:t>0⟩ using the sign rule of Section 4.2, and check the answer by anticommuting c_3† past c_1† directly.</w:t>
-            </w:r>
-          </w:p>
-        </w:tc>
-        <w:tc>
-          <w:tcPr>
-            <w:tcW w:type="dxa" w:w="979"/>
-            <w:vAlign w:val="center"/>
-            <w:tcMar>
-              <w:top w:w="100" w:type="dxa"/>
-              <w:start w:w="100" w:type="dxa"/>
-              <w:bottom w:w="100" w:type="dxa"/>
-              <w:end w:w="100" w:type="dxa"/>
-            </w:tcMar>
-          </w:tcPr>
-          <w:p/>
-        </w:tc>
-        <w:tc>
-          <w:tcPr>
-            <w:tcW w:type="dxa" w:w="979"/>
-            <w:vAlign w:val="center"/>
-            <w:tcMar>
-              <w:top w:w="100" w:type="dxa"/>
-              <w:start w:w="100" w:type="dxa"/>
-              <w:bottom w:w="100" w:type="dxa"/>
-              <w:end w:w="100" w:type="dxa"/>
-            </w:tcMar>
-          </w:tcPr>
-          <w:p/>
-        </w:tc>
-        <w:tc>
-          <w:tcPr>
-            <w:tcW w:type="dxa" w:w="979"/>
-            <w:vAlign w:val="center"/>
-            <w:tcMar>
-              <w:top w:w="100" w:type="dxa"/>
-              <w:start w:w="100" w:type="dxa"/>
-              <w:bottom w:w="100" w:type="dxa"/>
-              <w:end w:w="100" w:type="dxa"/>
-            </w:tcMar>
-          </w:tcPr>
-          <w:p/>
-        </w:tc>
-        <w:tc>
-          <w:tcPr>
-            <w:tcW w:type="dxa" w:w="979"/>
-            <w:vAlign w:val="center"/>
-            <w:tcMar>
-              <w:top w:w="100" w:type="dxa"/>
-              <w:start w:w="100" w:type="dxa"/>
-              <w:bottom w:w="100" w:type="dxa"/>
-              <w:end w:w="100" w:type="dxa"/>
-            </w:tcMar>
-          </w:tcPr>
-          <w:p/>
-        </w:tc>
-        <w:tc>
-          <w:tcPr>
-            <w:tcW w:type="dxa" w:w="979"/>
-            <w:vAlign w:val="center"/>
-            <w:tcMar>
-              <w:top w:w="100" w:type="dxa"/>
-              <w:start w:w="100" w:type="dxa"/>
-              <w:bottom w:w="100" w:type="dxa"/>
-              <w:end w:w="100" w:type="dxa"/>
-            </w:tcMar>
-          </w:tcPr>
-          <w:p/>
-        </w:tc>
-        <w:tc>
-          <w:tcPr>
-            <w:tcW w:type="dxa" w:w="979"/>
-            <w:vAlign w:val="center"/>
-            <w:tcMar>
-              <w:top w:w="100" w:type="dxa"/>
-              <w:start w:w="100" w:type="dxa"/>
-              <w:bottom w:w="100" w:type="dxa"/>
-              <w:end w:w="100" w:type="dxa"/>
-            </w:tcMar>
-          </w:tcPr>
-          <w:p/>
-        </w:tc>
-        <w:tc>
-          <w:tcPr>
-            <w:tcW w:type="dxa" w:w="979"/>
-            <w:vAlign w:val="center"/>
-            <w:tcMar>
-              <w:top w:w="100" w:type="dxa"/>
-              <w:start w:w="100" w:type="dxa"/>
-              <w:bottom w:w="100" w:type="dxa"/>
-              <w:end w:w="100" w:type="dxa"/>
-            </w:tcMar>
-          </w:tcPr>
-          <w:p/>
         </w:tc>
       </w:tr>
       <w:tr>
         <w:tc>
           <w:tcPr>
-            <w:tcW w:type="dxa" w:w="979"/>
+            <w:tcW w:type="dxa" w:w="720"/>
             <w:vAlign w:val="center"/>
             <w:shd w:fill="EAF2F8"/>
             <w:tcMar>
@@ -5816,7 +4638,7 @@
         </w:tc>
         <w:tc>
           <w:tcPr>
-            <w:tcW w:type="dxa" w:w="979"/>
+            <w:tcW w:type="dxa" w:w="9072"/>
             <w:vAlign w:val="center"/>
             <w:shd w:fill="EAF2F8"/>
             <w:tcMar>
@@ -5828,143 +4650,15 @@
           </w:tcPr>
           <w:p>
             <w:r>
-              <w:t>Show that c_k c_k†</w:t>
+              <w:t>Show that c_k c_k†|…, 0_k, …⟩ = |…, 0_k, …⟩ and c_k†c_k|…, 1_k, …⟩ = |…, 1_k, …⟩ using the sign rule, and explain why the sign (−1)^(Σ_(i&lt;k)n_i) always cancels between a c_k and a following c_k† acting on the same state.</w:t>
             </w:r>
           </w:p>
-        </w:tc>
-        <w:tc>
-          <w:tcPr>
-            <w:tcW w:type="dxa" w:w="979"/>
-            <w:vAlign w:val="center"/>
-            <w:shd w:fill="EAF2F8"/>
-            <w:tcMar>
-              <w:top w:w="100" w:type="dxa"/>
-              <w:start w:w="100" w:type="dxa"/>
-              <w:bottom w:w="100" w:type="dxa"/>
-              <w:end w:w="100" w:type="dxa"/>
-            </w:tcMar>
-          </w:tcPr>
-          <w:p>
-            <w:r>
-              <w:t>…, 0_k, …⟩ =</w:t>
-            </w:r>
-          </w:p>
-        </w:tc>
-        <w:tc>
-          <w:tcPr>
-            <w:tcW w:type="dxa" w:w="979"/>
-            <w:vAlign w:val="center"/>
-            <w:shd w:fill="EAF2F8"/>
-            <w:tcMar>
-              <w:top w:w="100" w:type="dxa"/>
-              <w:start w:w="100" w:type="dxa"/>
-              <w:bottom w:w="100" w:type="dxa"/>
-              <w:end w:w="100" w:type="dxa"/>
-            </w:tcMar>
-          </w:tcPr>
-          <w:p>
-            <w:r>
-              <w:t>…, 0_k, …⟩ and c_k†c_k</w:t>
-            </w:r>
-          </w:p>
-        </w:tc>
-        <w:tc>
-          <w:tcPr>
-            <w:tcW w:type="dxa" w:w="979"/>
-            <w:vAlign w:val="center"/>
-            <w:shd w:fill="EAF2F8"/>
-            <w:tcMar>
-              <w:top w:w="100" w:type="dxa"/>
-              <w:start w:w="100" w:type="dxa"/>
-              <w:bottom w:w="100" w:type="dxa"/>
-              <w:end w:w="100" w:type="dxa"/>
-            </w:tcMar>
-          </w:tcPr>
-          <w:p>
-            <w:r>
-              <w:t>…, 1_k, …⟩ =</w:t>
-            </w:r>
-          </w:p>
-        </w:tc>
-        <w:tc>
-          <w:tcPr>
-            <w:tcW w:type="dxa" w:w="979"/>
-            <w:vAlign w:val="center"/>
-            <w:shd w:fill="EAF2F8"/>
-            <w:tcMar>
-              <w:top w:w="100" w:type="dxa"/>
-              <w:start w:w="100" w:type="dxa"/>
-              <w:bottom w:w="100" w:type="dxa"/>
-              <w:end w:w="100" w:type="dxa"/>
-            </w:tcMar>
-          </w:tcPr>
-          <w:p>
-            <w:r>
-              <w:t>…, 1_k, …⟩ using the sign rule, and explain why the sign (−1)^(Σ_(i&lt;k)n_i) always cancels between a c_k and a following c_k† acting on the same state.</w:t>
-            </w:r>
-          </w:p>
-        </w:tc>
-        <w:tc>
-          <w:tcPr>
-            <w:tcW w:type="dxa" w:w="979"/>
-            <w:vAlign w:val="center"/>
-            <w:shd w:fill="EAF2F8"/>
-            <w:tcMar>
-              <w:top w:w="100" w:type="dxa"/>
-              <w:start w:w="100" w:type="dxa"/>
-              <w:bottom w:w="100" w:type="dxa"/>
-              <w:end w:w="100" w:type="dxa"/>
-            </w:tcMar>
-          </w:tcPr>
-          <w:p/>
-        </w:tc>
-        <w:tc>
-          <w:tcPr>
-            <w:tcW w:type="dxa" w:w="979"/>
-            <w:vAlign w:val="center"/>
-            <w:shd w:fill="EAF2F8"/>
-            <w:tcMar>
-              <w:top w:w="100" w:type="dxa"/>
-              <w:start w:w="100" w:type="dxa"/>
-              <w:bottom w:w="100" w:type="dxa"/>
-              <w:end w:w="100" w:type="dxa"/>
-            </w:tcMar>
-          </w:tcPr>
-          <w:p/>
-        </w:tc>
-        <w:tc>
-          <w:tcPr>
-            <w:tcW w:type="dxa" w:w="979"/>
-            <w:vAlign w:val="center"/>
-            <w:shd w:fill="EAF2F8"/>
-            <w:tcMar>
-              <w:top w:w="100" w:type="dxa"/>
-              <w:start w:w="100" w:type="dxa"/>
-              <w:bottom w:w="100" w:type="dxa"/>
-              <w:end w:w="100" w:type="dxa"/>
-            </w:tcMar>
-          </w:tcPr>
-          <w:p/>
-        </w:tc>
-        <w:tc>
-          <w:tcPr>
-            <w:tcW w:type="dxa" w:w="979"/>
-            <w:vAlign w:val="center"/>
-            <w:shd w:fill="EAF2F8"/>
-            <w:tcMar>
-              <w:top w:w="100" w:type="dxa"/>
-              <w:start w:w="100" w:type="dxa"/>
-              <w:bottom w:w="100" w:type="dxa"/>
-              <w:end w:w="100" w:type="dxa"/>
-            </w:tcMar>
-          </w:tcPr>
-          <w:p/>
         </w:tc>
       </w:tr>
       <w:tr>
         <w:tc>
           <w:tcPr>
-            <w:tcW w:type="dxa" w:w="979"/>
+            <w:tcW w:type="dxa" w:w="720"/>
             <w:vAlign w:val="center"/>
             <w:tcMar>
               <w:top w:w="100" w:type="dxa"/>
@@ -5981,7 +4675,7 @@
         </w:tc>
         <w:tc>
           <w:tcPr>
-            <w:tcW w:type="dxa" w:w="979"/>
+            <w:tcW w:type="dxa" w:w="9072"/>
             <w:vAlign w:val="center"/>
             <w:tcMar>
               <w:top w:w="100" w:type="dxa"/>
@@ -5996,115 +4690,11 @@
             </w:r>
           </w:p>
         </w:tc>
-        <w:tc>
-          <w:tcPr>
-            <w:tcW w:type="dxa" w:w="979"/>
-            <w:vAlign w:val="center"/>
-            <w:tcMar>
-              <w:top w:w="100" w:type="dxa"/>
-              <w:start w:w="100" w:type="dxa"/>
-              <w:bottom w:w="100" w:type="dxa"/>
-              <w:end w:w="100" w:type="dxa"/>
-            </w:tcMar>
-          </w:tcPr>
-          <w:p/>
-        </w:tc>
-        <w:tc>
-          <w:tcPr>
-            <w:tcW w:type="dxa" w:w="979"/>
-            <w:vAlign w:val="center"/>
-            <w:tcMar>
-              <w:top w:w="100" w:type="dxa"/>
-              <w:start w:w="100" w:type="dxa"/>
-              <w:bottom w:w="100" w:type="dxa"/>
-              <w:end w:w="100" w:type="dxa"/>
-            </w:tcMar>
-          </w:tcPr>
-          <w:p/>
-        </w:tc>
-        <w:tc>
-          <w:tcPr>
-            <w:tcW w:type="dxa" w:w="979"/>
-            <w:vAlign w:val="center"/>
-            <w:tcMar>
-              <w:top w:w="100" w:type="dxa"/>
-              <w:start w:w="100" w:type="dxa"/>
-              <w:bottom w:w="100" w:type="dxa"/>
-              <w:end w:w="100" w:type="dxa"/>
-            </w:tcMar>
-          </w:tcPr>
-          <w:p/>
-        </w:tc>
-        <w:tc>
-          <w:tcPr>
-            <w:tcW w:type="dxa" w:w="979"/>
-            <w:vAlign w:val="center"/>
-            <w:tcMar>
-              <w:top w:w="100" w:type="dxa"/>
-              <w:start w:w="100" w:type="dxa"/>
-              <w:bottom w:w="100" w:type="dxa"/>
-              <w:end w:w="100" w:type="dxa"/>
-            </w:tcMar>
-          </w:tcPr>
-          <w:p/>
-        </w:tc>
-        <w:tc>
-          <w:tcPr>
-            <w:tcW w:type="dxa" w:w="979"/>
-            <w:vAlign w:val="center"/>
-            <w:tcMar>
-              <w:top w:w="100" w:type="dxa"/>
-              <w:start w:w="100" w:type="dxa"/>
-              <w:bottom w:w="100" w:type="dxa"/>
-              <w:end w:w="100" w:type="dxa"/>
-            </w:tcMar>
-          </w:tcPr>
-          <w:p/>
-        </w:tc>
-        <w:tc>
-          <w:tcPr>
-            <w:tcW w:type="dxa" w:w="979"/>
-            <w:vAlign w:val="center"/>
-            <w:tcMar>
-              <w:top w:w="100" w:type="dxa"/>
-              <w:start w:w="100" w:type="dxa"/>
-              <w:bottom w:w="100" w:type="dxa"/>
-              <w:end w:w="100" w:type="dxa"/>
-            </w:tcMar>
-          </w:tcPr>
-          <w:p/>
-        </w:tc>
-        <w:tc>
-          <w:tcPr>
-            <w:tcW w:type="dxa" w:w="979"/>
-            <w:vAlign w:val="center"/>
-            <w:tcMar>
-              <w:top w:w="100" w:type="dxa"/>
-              <w:start w:w="100" w:type="dxa"/>
-              <w:bottom w:w="100" w:type="dxa"/>
-              <w:end w:w="100" w:type="dxa"/>
-            </w:tcMar>
-          </w:tcPr>
-          <w:p/>
-        </w:tc>
-        <w:tc>
-          <w:tcPr>
-            <w:tcW w:type="dxa" w:w="979"/>
-            <w:vAlign w:val="center"/>
-            <w:tcMar>
-              <w:top w:w="100" w:type="dxa"/>
-              <w:start w:w="100" w:type="dxa"/>
-              <w:bottom w:w="100" w:type="dxa"/>
-              <w:end w:w="100" w:type="dxa"/>
-            </w:tcMar>
-          </w:tcPr>
-          <w:p/>
-        </w:tc>
       </w:tr>
       <w:tr>
         <w:tc>
           <w:tcPr>
-            <w:tcW w:type="dxa" w:w="979"/>
+            <w:tcW w:type="dxa" w:w="720"/>
             <w:vAlign w:val="center"/>
             <w:shd w:fill="EAF2F8"/>
             <w:tcMar>
@@ -6122,7 +4712,7 @@
         </w:tc>
         <w:tc>
           <w:tcPr>
-            <w:tcW w:type="dxa" w:w="979"/>
+            <w:tcW w:type="dxa" w:w="9072"/>
             <w:vAlign w:val="center"/>
             <w:shd w:fill="EAF2F8"/>
             <w:tcMar>
@@ -6138,123 +4728,11 @@
             </w:r>
           </w:p>
         </w:tc>
-        <w:tc>
-          <w:tcPr>
-            <w:tcW w:type="dxa" w:w="979"/>
-            <w:vAlign w:val="center"/>
-            <w:shd w:fill="EAF2F8"/>
-            <w:tcMar>
-              <w:top w:w="100" w:type="dxa"/>
-              <w:start w:w="100" w:type="dxa"/>
-              <w:bottom w:w="100" w:type="dxa"/>
-              <w:end w:w="100" w:type="dxa"/>
-            </w:tcMar>
-          </w:tcPr>
-          <w:p/>
-        </w:tc>
-        <w:tc>
-          <w:tcPr>
-            <w:tcW w:type="dxa" w:w="979"/>
-            <w:vAlign w:val="center"/>
-            <w:shd w:fill="EAF2F8"/>
-            <w:tcMar>
-              <w:top w:w="100" w:type="dxa"/>
-              <w:start w:w="100" w:type="dxa"/>
-              <w:bottom w:w="100" w:type="dxa"/>
-              <w:end w:w="100" w:type="dxa"/>
-            </w:tcMar>
-          </w:tcPr>
-          <w:p/>
-        </w:tc>
-        <w:tc>
-          <w:tcPr>
-            <w:tcW w:type="dxa" w:w="979"/>
-            <w:vAlign w:val="center"/>
-            <w:shd w:fill="EAF2F8"/>
-            <w:tcMar>
-              <w:top w:w="100" w:type="dxa"/>
-              <w:start w:w="100" w:type="dxa"/>
-              <w:bottom w:w="100" w:type="dxa"/>
-              <w:end w:w="100" w:type="dxa"/>
-            </w:tcMar>
-          </w:tcPr>
-          <w:p/>
-        </w:tc>
-        <w:tc>
-          <w:tcPr>
-            <w:tcW w:type="dxa" w:w="979"/>
-            <w:vAlign w:val="center"/>
-            <w:shd w:fill="EAF2F8"/>
-            <w:tcMar>
-              <w:top w:w="100" w:type="dxa"/>
-              <w:start w:w="100" w:type="dxa"/>
-              <w:bottom w:w="100" w:type="dxa"/>
-              <w:end w:w="100" w:type="dxa"/>
-            </w:tcMar>
-          </w:tcPr>
-          <w:p/>
-        </w:tc>
-        <w:tc>
-          <w:tcPr>
-            <w:tcW w:type="dxa" w:w="979"/>
-            <w:vAlign w:val="center"/>
-            <w:shd w:fill="EAF2F8"/>
-            <w:tcMar>
-              <w:top w:w="100" w:type="dxa"/>
-              <w:start w:w="100" w:type="dxa"/>
-              <w:bottom w:w="100" w:type="dxa"/>
-              <w:end w:w="100" w:type="dxa"/>
-            </w:tcMar>
-          </w:tcPr>
-          <w:p/>
-        </w:tc>
-        <w:tc>
-          <w:tcPr>
-            <w:tcW w:type="dxa" w:w="979"/>
-            <w:vAlign w:val="center"/>
-            <w:shd w:fill="EAF2F8"/>
-            <w:tcMar>
-              <w:top w:w="100" w:type="dxa"/>
-              <w:start w:w="100" w:type="dxa"/>
-              <w:bottom w:w="100" w:type="dxa"/>
-              <w:end w:w="100" w:type="dxa"/>
-            </w:tcMar>
-          </w:tcPr>
-          <w:p/>
-        </w:tc>
-        <w:tc>
-          <w:tcPr>
-            <w:tcW w:type="dxa" w:w="979"/>
-            <w:vAlign w:val="center"/>
-            <w:shd w:fill="EAF2F8"/>
-            <w:tcMar>
-              <w:top w:w="100" w:type="dxa"/>
-              <w:start w:w="100" w:type="dxa"/>
-              <w:bottom w:w="100" w:type="dxa"/>
-              <w:end w:w="100" w:type="dxa"/>
-            </w:tcMar>
-          </w:tcPr>
-          <w:p/>
-        </w:tc>
-        <w:tc>
-          <w:tcPr>
-            <w:tcW w:type="dxa" w:w="979"/>
-            <w:vAlign w:val="center"/>
-            <w:shd w:fill="EAF2F8"/>
-            <w:tcMar>
-              <w:top w:w="100" w:type="dxa"/>
-              <w:start w:w="100" w:type="dxa"/>
-              <w:bottom w:w="100" w:type="dxa"/>
-              <w:end w:w="100" w:type="dxa"/>
-            </w:tcMar>
-          </w:tcPr>
-          <w:p/>
-        </w:tc>
       </w:tr>
       <w:tr>
         <w:tc>
           <w:tcPr>
-            <w:tcW w:type="dxa" w:w="979"/>
+            <w:tcW w:type="dxa" w:w="720"/>
             <w:vAlign w:val="center"/>
             <w:tcMar>
               <w:top w:w="100" w:type="dxa"/>
@@ -6271,7 +4749,7 @@
         </w:tc>
         <w:tc>
           <w:tcPr>
-            <w:tcW w:type="dxa" w:w="979"/>
+            <w:tcW w:type="dxa" w:w="9072"/>
             <w:vAlign w:val="center"/>
             <w:tcMar>
               <w:top w:w="100" w:type="dxa"/>
@@ -6286,115 +4764,11 @@
             </w:r>
           </w:p>
         </w:tc>
-        <w:tc>
-          <w:tcPr>
-            <w:tcW w:type="dxa" w:w="979"/>
-            <w:vAlign w:val="center"/>
-            <w:tcMar>
-              <w:top w:w="100" w:type="dxa"/>
-              <w:start w:w="100" w:type="dxa"/>
-              <w:bottom w:w="100" w:type="dxa"/>
-              <w:end w:w="100" w:type="dxa"/>
-            </w:tcMar>
-          </w:tcPr>
-          <w:p/>
-        </w:tc>
-        <w:tc>
-          <w:tcPr>
-            <w:tcW w:type="dxa" w:w="979"/>
-            <w:vAlign w:val="center"/>
-            <w:tcMar>
-              <w:top w:w="100" w:type="dxa"/>
-              <w:start w:w="100" w:type="dxa"/>
-              <w:bottom w:w="100" w:type="dxa"/>
-              <w:end w:w="100" w:type="dxa"/>
-            </w:tcMar>
-          </w:tcPr>
-          <w:p/>
-        </w:tc>
-        <w:tc>
-          <w:tcPr>
-            <w:tcW w:type="dxa" w:w="979"/>
-            <w:vAlign w:val="center"/>
-            <w:tcMar>
-              <w:top w:w="100" w:type="dxa"/>
-              <w:start w:w="100" w:type="dxa"/>
-              <w:bottom w:w="100" w:type="dxa"/>
-              <w:end w:w="100" w:type="dxa"/>
-            </w:tcMar>
-          </w:tcPr>
-          <w:p/>
-        </w:tc>
-        <w:tc>
-          <w:tcPr>
-            <w:tcW w:type="dxa" w:w="979"/>
-            <w:vAlign w:val="center"/>
-            <w:tcMar>
-              <w:top w:w="100" w:type="dxa"/>
-              <w:start w:w="100" w:type="dxa"/>
-              <w:bottom w:w="100" w:type="dxa"/>
-              <w:end w:w="100" w:type="dxa"/>
-            </w:tcMar>
-          </w:tcPr>
-          <w:p/>
-        </w:tc>
-        <w:tc>
-          <w:tcPr>
-            <w:tcW w:type="dxa" w:w="979"/>
-            <w:vAlign w:val="center"/>
-            <w:tcMar>
-              <w:top w:w="100" w:type="dxa"/>
-              <w:start w:w="100" w:type="dxa"/>
-              <w:bottom w:w="100" w:type="dxa"/>
-              <w:end w:w="100" w:type="dxa"/>
-            </w:tcMar>
-          </w:tcPr>
-          <w:p/>
-        </w:tc>
-        <w:tc>
-          <w:tcPr>
-            <w:tcW w:type="dxa" w:w="979"/>
-            <w:vAlign w:val="center"/>
-            <w:tcMar>
-              <w:top w:w="100" w:type="dxa"/>
-              <w:start w:w="100" w:type="dxa"/>
-              <w:bottom w:w="100" w:type="dxa"/>
-              <w:end w:w="100" w:type="dxa"/>
-            </w:tcMar>
-          </w:tcPr>
-          <w:p/>
-        </w:tc>
-        <w:tc>
-          <w:tcPr>
-            <w:tcW w:type="dxa" w:w="979"/>
-            <w:vAlign w:val="center"/>
-            <w:tcMar>
-              <w:top w:w="100" w:type="dxa"/>
-              <w:start w:w="100" w:type="dxa"/>
-              <w:bottom w:w="100" w:type="dxa"/>
-              <w:end w:w="100" w:type="dxa"/>
-            </w:tcMar>
-          </w:tcPr>
-          <w:p/>
-        </w:tc>
-        <w:tc>
-          <w:tcPr>
-            <w:tcW w:type="dxa" w:w="979"/>
-            <w:vAlign w:val="center"/>
-            <w:tcMar>
-              <w:top w:w="100" w:type="dxa"/>
-              <w:start w:w="100" w:type="dxa"/>
-              <w:bottom w:w="100" w:type="dxa"/>
-              <w:end w:w="100" w:type="dxa"/>
-            </w:tcMar>
-          </w:tcPr>
-          <w:p/>
-        </w:tc>
       </w:tr>
       <w:tr>
         <w:tc>
           <w:tcPr>
-            <w:tcW w:type="dxa" w:w="979"/>
+            <w:tcW w:type="dxa" w:w="720"/>
             <w:vAlign w:val="center"/>
             <w:shd w:fill="EAF2F8"/>
             <w:tcMar>
@@ -6412,7 +4786,7 @@
         </w:tc>
         <w:tc>
           <w:tcPr>
-            <w:tcW w:type="dxa" w:w="979"/>
+            <w:tcW w:type="dxa" w:w="9072"/>
             <w:vAlign w:val="center"/>
             <w:shd w:fill="EAF2F8"/>
             <w:tcMar>
@@ -6428,123 +4802,11 @@
             </w:r>
           </w:p>
         </w:tc>
-        <w:tc>
-          <w:tcPr>
-            <w:tcW w:type="dxa" w:w="979"/>
-            <w:vAlign w:val="center"/>
-            <w:shd w:fill="EAF2F8"/>
-            <w:tcMar>
-              <w:top w:w="100" w:type="dxa"/>
-              <w:start w:w="100" w:type="dxa"/>
-              <w:bottom w:w="100" w:type="dxa"/>
-              <w:end w:w="100" w:type="dxa"/>
-            </w:tcMar>
-          </w:tcPr>
-          <w:p/>
-        </w:tc>
-        <w:tc>
-          <w:tcPr>
-            <w:tcW w:type="dxa" w:w="979"/>
-            <w:vAlign w:val="center"/>
-            <w:shd w:fill="EAF2F8"/>
-            <w:tcMar>
-              <w:top w:w="100" w:type="dxa"/>
-              <w:start w:w="100" w:type="dxa"/>
-              <w:bottom w:w="100" w:type="dxa"/>
-              <w:end w:w="100" w:type="dxa"/>
-            </w:tcMar>
-          </w:tcPr>
-          <w:p/>
-        </w:tc>
-        <w:tc>
-          <w:tcPr>
-            <w:tcW w:type="dxa" w:w="979"/>
-            <w:vAlign w:val="center"/>
-            <w:shd w:fill="EAF2F8"/>
-            <w:tcMar>
-              <w:top w:w="100" w:type="dxa"/>
-              <w:start w:w="100" w:type="dxa"/>
-              <w:bottom w:w="100" w:type="dxa"/>
-              <w:end w:w="100" w:type="dxa"/>
-            </w:tcMar>
-          </w:tcPr>
-          <w:p/>
-        </w:tc>
-        <w:tc>
-          <w:tcPr>
-            <w:tcW w:type="dxa" w:w="979"/>
-            <w:vAlign w:val="center"/>
-            <w:shd w:fill="EAF2F8"/>
-            <w:tcMar>
-              <w:top w:w="100" w:type="dxa"/>
-              <w:start w:w="100" w:type="dxa"/>
-              <w:bottom w:w="100" w:type="dxa"/>
-              <w:end w:w="100" w:type="dxa"/>
-            </w:tcMar>
-          </w:tcPr>
-          <w:p/>
-        </w:tc>
-        <w:tc>
-          <w:tcPr>
-            <w:tcW w:type="dxa" w:w="979"/>
-            <w:vAlign w:val="center"/>
-            <w:shd w:fill="EAF2F8"/>
-            <w:tcMar>
-              <w:top w:w="100" w:type="dxa"/>
-              <w:start w:w="100" w:type="dxa"/>
-              <w:bottom w:w="100" w:type="dxa"/>
-              <w:end w:w="100" w:type="dxa"/>
-            </w:tcMar>
-          </w:tcPr>
-          <w:p/>
-        </w:tc>
-        <w:tc>
-          <w:tcPr>
-            <w:tcW w:type="dxa" w:w="979"/>
-            <w:vAlign w:val="center"/>
-            <w:shd w:fill="EAF2F8"/>
-            <w:tcMar>
-              <w:top w:w="100" w:type="dxa"/>
-              <w:start w:w="100" w:type="dxa"/>
-              <w:bottom w:w="100" w:type="dxa"/>
-              <w:end w:w="100" w:type="dxa"/>
-            </w:tcMar>
-          </w:tcPr>
-          <w:p/>
-        </w:tc>
-        <w:tc>
-          <w:tcPr>
-            <w:tcW w:type="dxa" w:w="979"/>
-            <w:vAlign w:val="center"/>
-            <w:shd w:fill="EAF2F8"/>
-            <w:tcMar>
-              <w:top w:w="100" w:type="dxa"/>
-              <w:start w:w="100" w:type="dxa"/>
-              <w:bottom w:w="100" w:type="dxa"/>
-              <w:end w:w="100" w:type="dxa"/>
-            </w:tcMar>
-          </w:tcPr>
-          <w:p/>
-        </w:tc>
-        <w:tc>
-          <w:tcPr>
-            <w:tcW w:type="dxa" w:w="979"/>
-            <w:vAlign w:val="center"/>
-            <w:shd w:fill="EAF2F8"/>
-            <w:tcMar>
-              <w:top w:w="100" w:type="dxa"/>
-              <w:start w:w="100" w:type="dxa"/>
-              <w:bottom w:w="100" w:type="dxa"/>
-              <w:end w:w="100" w:type="dxa"/>
-            </w:tcMar>
-          </w:tcPr>
-          <w:p/>
-        </w:tc>
       </w:tr>
       <w:tr>
         <w:tc>
           <w:tcPr>
-            <w:tcW w:type="dxa" w:w="979"/>
+            <w:tcW w:type="dxa" w:w="720"/>
             <w:vAlign w:val="center"/>
             <w:tcMar>
               <w:top w:w="100" w:type="dxa"/>
@@ -6561,7 +4823,7 @@
         </w:tc>
         <w:tc>
           <w:tcPr>
-            <w:tcW w:type="dxa" w:w="979"/>
+            <w:tcW w:type="dxa" w:w="9072"/>
             <w:vAlign w:val="center"/>
             <w:tcMar>
               <w:top w:w="100" w:type="dxa"/>
@@ -6572,143 +4834,7 @@
           </w:tcPr>
           <w:p>
             <w:r>
-              <w:t>Compute ⟨0</w:t>
-            </w:r>
-          </w:p>
-        </w:tc>
-        <w:tc>
-          <w:tcPr>
-            <w:tcW w:type="dxa" w:w="979"/>
-            <w:vAlign w:val="center"/>
-            <w:tcMar>
-              <w:top w:w="100" w:type="dxa"/>
-              <w:start w:w="100" w:type="dxa"/>
-              <w:bottom w:w="100" w:type="dxa"/>
-              <w:end w:w="100" w:type="dxa"/>
-            </w:tcMar>
-          </w:tcPr>
-          <w:p>
-            <w:r>
-              <w:t>ψ(x₁)ψ̄(x₂)</w:t>
-            </w:r>
-          </w:p>
-        </w:tc>
-        <w:tc>
-          <w:tcPr>
-            <w:tcW w:type="dxa" w:w="979"/>
-            <w:vAlign w:val="center"/>
-            <w:tcMar>
-              <w:top w:w="100" w:type="dxa"/>
-              <w:start w:w="100" w:type="dxa"/>
-              <w:bottom w:w="100" w:type="dxa"/>
-              <w:end w:w="100" w:type="dxa"/>
-            </w:tcMar>
-          </w:tcPr>
-          <w:p>
-            <w:r>
-              <w:t>0⟩⟨0</w:t>
-            </w:r>
-          </w:p>
-        </w:tc>
-        <w:tc>
-          <w:tcPr>
-            <w:tcW w:type="dxa" w:w="979"/>
-            <w:vAlign w:val="center"/>
-            <w:tcMar>
-              <w:top w:w="100" w:type="dxa"/>
-              <w:start w:w="100" w:type="dxa"/>
-              <w:bottom w:w="100" w:type="dxa"/>
-              <w:end w:w="100" w:type="dxa"/>
-            </w:tcMar>
-          </w:tcPr>
-          <w:p>
-            <w:r>
-              <w:t>ψ(x₃)ψ̄(x₄)</w:t>
-            </w:r>
-          </w:p>
-        </w:tc>
-        <w:tc>
-          <w:tcPr>
-            <w:tcW w:type="dxa" w:w="979"/>
-            <w:vAlign w:val="center"/>
-            <w:tcMar>
-              <w:top w:w="100" w:type="dxa"/>
-              <w:start w:w="100" w:type="dxa"/>
-              <w:bottom w:w="100" w:type="dxa"/>
-              <w:end w:w="100" w:type="dxa"/>
-            </w:tcMar>
-          </w:tcPr>
-          <w:p>
-            <w:r>
-              <w:t>0⟩ − ⟨0</w:t>
-            </w:r>
-          </w:p>
-        </w:tc>
-        <w:tc>
-          <w:tcPr>
-            <w:tcW w:type="dxa" w:w="979"/>
-            <w:vAlign w:val="center"/>
-            <w:tcMar>
-              <w:top w:w="100" w:type="dxa"/>
-              <w:start w:w="100" w:type="dxa"/>
-              <w:bottom w:w="100" w:type="dxa"/>
-              <w:end w:w="100" w:type="dxa"/>
-            </w:tcMar>
-          </w:tcPr>
-          <w:p>
-            <w:r>
-              <w:t>ψ(x₁)ψ̄(x₄)</w:t>
-            </w:r>
-          </w:p>
-        </w:tc>
-        <w:tc>
-          <w:tcPr>
-            <w:tcW w:type="dxa" w:w="979"/>
-            <w:vAlign w:val="center"/>
-            <w:tcMar>
-              <w:top w:w="100" w:type="dxa"/>
-              <w:start w:w="100" w:type="dxa"/>
-              <w:bottom w:w="100" w:type="dxa"/>
-              <w:end w:w="100" w:type="dxa"/>
-            </w:tcMar>
-          </w:tcPr>
-          <w:p>
-            <w:r>
-              <w:t>0⟩⟨0</w:t>
-            </w:r>
-          </w:p>
-        </w:tc>
-        <w:tc>
-          <w:tcPr>
-            <w:tcW w:type="dxa" w:w="979"/>
-            <w:vAlign w:val="center"/>
-            <w:tcMar>
-              <w:top w:w="100" w:type="dxa"/>
-              <w:start w:w="100" w:type="dxa"/>
-              <w:bottom w:w="100" w:type="dxa"/>
-              <w:end w:w="100" w:type="dxa"/>
-            </w:tcMar>
-          </w:tcPr>
-          <w:p>
-            <w:r>
-              <w:t>ψ̄(x₂)ψ(x₃)</w:t>
-            </w:r>
-          </w:p>
-        </w:tc>
-        <w:tc>
-          <w:tcPr>
-            <w:tcW w:type="dxa" w:w="979"/>
-            <w:vAlign w:val="center"/>
-            <w:tcMar>
-              <w:top w:w="100" w:type="dxa"/>
-              <w:start w:w="100" w:type="dxa"/>
-              <w:bottom w:w="100" w:type="dxa"/>
-              <w:end w:w="100" w:type="dxa"/>
-            </w:tcMar>
-          </w:tcPr>
-          <w:p>
-            <w:r>
-              <w:t>0⟩ symbolically in terms of S and confirm it matches the boxed result of Section 6.1.</w:t>
+              <w:t>Compute ⟨0|ψ(x₁)ψ̄(x₂)|0⟩⟨0|ψ(x₃)ψ̄(x₄)|0⟩ − ⟨0|ψ(x₁)ψ̄(x₄)|0⟩⟨0|ψ̄(x₂)ψ(x₃)|0⟩ symbolically in terms of S and confirm it matches the boxed result of Section 6.1.</w:t>
             </w:r>
           </w:p>
         </w:tc>
@@ -6716,7 +4842,7 @@
       <w:tr>
         <w:tc>
           <w:tcPr>
-            <w:tcW w:type="dxa" w:w="979"/>
+            <w:tcW w:type="dxa" w:w="720"/>
             <w:vAlign w:val="center"/>
             <w:shd w:fill="EAF2F8"/>
             <w:tcMar>
@@ -6734,7 +4860,7 @@
         </w:tc>
         <w:tc>
           <w:tcPr>
-            <w:tcW w:type="dxa" w:w="979"/>
+            <w:tcW w:type="dxa" w:w="9072"/>
             <w:vAlign w:val="center"/>
             <w:shd w:fill="EAF2F8"/>
             <w:tcMar>
@@ -6750,123 +4876,11 @@
             </w:r>
           </w:p>
         </w:tc>
-        <w:tc>
-          <w:tcPr>
-            <w:tcW w:type="dxa" w:w="979"/>
-            <w:vAlign w:val="center"/>
-            <w:shd w:fill="EAF2F8"/>
-            <w:tcMar>
-              <w:top w:w="100" w:type="dxa"/>
-              <w:start w:w="100" w:type="dxa"/>
-              <w:bottom w:w="100" w:type="dxa"/>
-              <w:end w:w="100" w:type="dxa"/>
-            </w:tcMar>
-          </w:tcPr>
-          <w:p/>
-        </w:tc>
-        <w:tc>
-          <w:tcPr>
-            <w:tcW w:type="dxa" w:w="979"/>
-            <w:vAlign w:val="center"/>
-            <w:shd w:fill="EAF2F8"/>
-            <w:tcMar>
-              <w:top w:w="100" w:type="dxa"/>
-              <w:start w:w="100" w:type="dxa"/>
-              <w:bottom w:w="100" w:type="dxa"/>
-              <w:end w:w="100" w:type="dxa"/>
-            </w:tcMar>
-          </w:tcPr>
-          <w:p/>
-        </w:tc>
-        <w:tc>
-          <w:tcPr>
-            <w:tcW w:type="dxa" w:w="979"/>
-            <w:vAlign w:val="center"/>
-            <w:shd w:fill="EAF2F8"/>
-            <w:tcMar>
-              <w:top w:w="100" w:type="dxa"/>
-              <w:start w:w="100" w:type="dxa"/>
-              <w:bottom w:w="100" w:type="dxa"/>
-              <w:end w:w="100" w:type="dxa"/>
-            </w:tcMar>
-          </w:tcPr>
-          <w:p/>
-        </w:tc>
-        <w:tc>
-          <w:tcPr>
-            <w:tcW w:type="dxa" w:w="979"/>
-            <w:vAlign w:val="center"/>
-            <w:shd w:fill="EAF2F8"/>
-            <w:tcMar>
-              <w:top w:w="100" w:type="dxa"/>
-              <w:start w:w="100" w:type="dxa"/>
-              <w:bottom w:w="100" w:type="dxa"/>
-              <w:end w:w="100" w:type="dxa"/>
-            </w:tcMar>
-          </w:tcPr>
-          <w:p/>
-        </w:tc>
-        <w:tc>
-          <w:tcPr>
-            <w:tcW w:type="dxa" w:w="979"/>
-            <w:vAlign w:val="center"/>
-            <w:shd w:fill="EAF2F8"/>
-            <w:tcMar>
-              <w:top w:w="100" w:type="dxa"/>
-              <w:start w:w="100" w:type="dxa"/>
-              <w:bottom w:w="100" w:type="dxa"/>
-              <w:end w:w="100" w:type="dxa"/>
-            </w:tcMar>
-          </w:tcPr>
-          <w:p/>
-        </w:tc>
-        <w:tc>
-          <w:tcPr>
-            <w:tcW w:type="dxa" w:w="979"/>
-            <w:vAlign w:val="center"/>
-            <w:shd w:fill="EAF2F8"/>
-            <w:tcMar>
-              <w:top w:w="100" w:type="dxa"/>
-              <w:start w:w="100" w:type="dxa"/>
-              <w:bottom w:w="100" w:type="dxa"/>
-              <w:end w:w="100" w:type="dxa"/>
-            </w:tcMar>
-          </w:tcPr>
-          <w:p/>
-        </w:tc>
-        <w:tc>
-          <w:tcPr>
-            <w:tcW w:type="dxa" w:w="979"/>
-            <w:vAlign w:val="center"/>
-            <w:shd w:fill="EAF2F8"/>
-            <w:tcMar>
-              <w:top w:w="100" w:type="dxa"/>
-              <w:start w:w="100" w:type="dxa"/>
-              <w:bottom w:w="100" w:type="dxa"/>
-              <w:end w:w="100" w:type="dxa"/>
-            </w:tcMar>
-          </w:tcPr>
-          <w:p/>
-        </w:tc>
-        <w:tc>
-          <w:tcPr>
-            <w:tcW w:type="dxa" w:w="979"/>
-            <w:vAlign w:val="center"/>
-            <w:shd w:fill="EAF2F8"/>
-            <w:tcMar>
-              <w:top w:w="100" w:type="dxa"/>
-              <w:start w:w="100" w:type="dxa"/>
-              <w:bottom w:w="100" w:type="dxa"/>
-              <w:end w:w="100" w:type="dxa"/>
-            </w:tcMar>
-          </w:tcPr>
-          <w:p/>
-        </w:tc>
       </w:tr>
       <w:tr>
         <w:tc>
           <w:tcPr>
-            <w:tcW w:type="dxa" w:w="979"/>
+            <w:tcW w:type="dxa" w:w="720"/>
             <w:vAlign w:val="center"/>
             <w:tcMar>
               <w:top w:w="100" w:type="dxa"/>
@@ -6883,7 +4897,7 @@
         </w:tc>
         <w:tc>
           <w:tcPr>
-            <w:tcW w:type="dxa" w:w="979"/>
+            <w:tcW w:type="dxa" w:w="9072"/>
             <w:vAlign w:val="center"/>
             <w:tcMar>
               <w:top w:w="100" w:type="dxa"/>
@@ -6898,115 +4912,11 @@
             </w:r>
           </w:p>
         </w:tc>
-        <w:tc>
-          <w:tcPr>
-            <w:tcW w:type="dxa" w:w="979"/>
-            <w:vAlign w:val="center"/>
-            <w:tcMar>
-              <w:top w:w="100" w:type="dxa"/>
-              <w:start w:w="100" w:type="dxa"/>
-              <w:bottom w:w="100" w:type="dxa"/>
-              <w:end w:w="100" w:type="dxa"/>
-            </w:tcMar>
-          </w:tcPr>
-          <w:p/>
-        </w:tc>
-        <w:tc>
-          <w:tcPr>
-            <w:tcW w:type="dxa" w:w="979"/>
-            <w:vAlign w:val="center"/>
-            <w:tcMar>
-              <w:top w:w="100" w:type="dxa"/>
-              <w:start w:w="100" w:type="dxa"/>
-              <w:bottom w:w="100" w:type="dxa"/>
-              <w:end w:w="100" w:type="dxa"/>
-            </w:tcMar>
-          </w:tcPr>
-          <w:p/>
-        </w:tc>
-        <w:tc>
-          <w:tcPr>
-            <w:tcW w:type="dxa" w:w="979"/>
-            <w:vAlign w:val="center"/>
-            <w:tcMar>
-              <w:top w:w="100" w:type="dxa"/>
-              <w:start w:w="100" w:type="dxa"/>
-              <w:bottom w:w="100" w:type="dxa"/>
-              <w:end w:w="100" w:type="dxa"/>
-            </w:tcMar>
-          </w:tcPr>
-          <w:p/>
-        </w:tc>
-        <w:tc>
-          <w:tcPr>
-            <w:tcW w:type="dxa" w:w="979"/>
-            <w:vAlign w:val="center"/>
-            <w:tcMar>
-              <w:top w:w="100" w:type="dxa"/>
-              <w:start w:w="100" w:type="dxa"/>
-              <w:bottom w:w="100" w:type="dxa"/>
-              <w:end w:w="100" w:type="dxa"/>
-            </w:tcMar>
-          </w:tcPr>
-          <w:p/>
-        </w:tc>
-        <w:tc>
-          <w:tcPr>
-            <w:tcW w:type="dxa" w:w="979"/>
-            <w:vAlign w:val="center"/>
-            <w:tcMar>
-              <w:top w:w="100" w:type="dxa"/>
-              <w:start w:w="100" w:type="dxa"/>
-              <w:bottom w:w="100" w:type="dxa"/>
-              <w:end w:w="100" w:type="dxa"/>
-            </w:tcMar>
-          </w:tcPr>
-          <w:p/>
-        </w:tc>
-        <w:tc>
-          <w:tcPr>
-            <w:tcW w:type="dxa" w:w="979"/>
-            <w:vAlign w:val="center"/>
-            <w:tcMar>
-              <w:top w:w="100" w:type="dxa"/>
-              <w:start w:w="100" w:type="dxa"/>
-              <w:bottom w:w="100" w:type="dxa"/>
-              <w:end w:w="100" w:type="dxa"/>
-            </w:tcMar>
-          </w:tcPr>
-          <w:p/>
-        </w:tc>
-        <w:tc>
-          <w:tcPr>
-            <w:tcW w:type="dxa" w:w="979"/>
-            <w:vAlign w:val="center"/>
-            <w:tcMar>
-              <w:top w:w="100" w:type="dxa"/>
-              <w:start w:w="100" w:type="dxa"/>
-              <w:bottom w:w="100" w:type="dxa"/>
-              <w:end w:w="100" w:type="dxa"/>
-            </w:tcMar>
-          </w:tcPr>
-          <w:p/>
-        </w:tc>
-        <w:tc>
-          <w:tcPr>
-            <w:tcW w:type="dxa" w:w="979"/>
-            <w:vAlign w:val="center"/>
-            <w:tcMar>
-              <w:top w:w="100" w:type="dxa"/>
-              <w:start w:w="100" w:type="dxa"/>
-              <w:bottom w:w="100" w:type="dxa"/>
-              <w:end w:w="100" w:type="dxa"/>
-            </w:tcMar>
-          </w:tcPr>
-          <w:p/>
-        </w:tc>
       </w:tr>
       <w:tr>
         <w:tc>
           <w:tcPr>
-            <w:tcW w:type="dxa" w:w="979"/>
+            <w:tcW w:type="dxa" w:w="720"/>
             <w:vAlign w:val="center"/>
             <w:shd w:fill="EAF2F8"/>
             <w:tcMar>
@@ -7024,7 +4934,7 @@
         </w:tc>
         <w:tc>
           <w:tcPr>
-            <w:tcW w:type="dxa" w:w="979"/>
+            <w:tcW w:type="dxa" w:w="9072"/>
             <w:vAlign w:val="center"/>
             <w:shd w:fill="EAF2F8"/>
             <w:tcMar>
@@ -7040,123 +4950,11 @@
             </w:r>
           </w:p>
         </w:tc>
-        <w:tc>
-          <w:tcPr>
-            <w:tcW w:type="dxa" w:w="979"/>
-            <w:vAlign w:val="center"/>
-            <w:shd w:fill="EAF2F8"/>
-            <w:tcMar>
-              <w:top w:w="100" w:type="dxa"/>
-              <w:start w:w="100" w:type="dxa"/>
-              <w:bottom w:w="100" w:type="dxa"/>
-              <w:end w:w="100" w:type="dxa"/>
-            </w:tcMar>
-          </w:tcPr>
-          <w:p/>
-        </w:tc>
-        <w:tc>
-          <w:tcPr>
-            <w:tcW w:type="dxa" w:w="979"/>
-            <w:vAlign w:val="center"/>
-            <w:shd w:fill="EAF2F8"/>
-            <w:tcMar>
-              <w:top w:w="100" w:type="dxa"/>
-              <w:start w:w="100" w:type="dxa"/>
-              <w:bottom w:w="100" w:type="dxa"/>
-              <w:end w:w="100" w:type="dxa"/>
-            </w:tcMar>
-          </w:tcPr>
-          <w:p/>
-        </w:tc>
-        <w:tc>
-          <w:tcPr>
-            <w:tcW w:type="dxa" w:w="979"/>
-            <w:vAlign w:val="center"/>
-            <w:shd w:fill="EAF2F8"/>
-            <w:tcMar>
-              <w:top w:w="100" w:type="dxa"/>
-              <w:start w:w="100" w:type="dxa"/>
-              <w:bottom w:w="100" w:type="dxa"/>
-              <w:end w:w="100" w:type="dxa"/>
-            </w:tcMar>
-          </w:tcPr>
-          <w:p/>
-        </w:tc>
-        <w:tc>
-          <w:tcPr>
-            <w:tcW w:type="dxa" w:w="979"/>
-            <w:vAlign w:val="center"/>
-            <w:shd w:fill="EAF2F8"/>
-            <w:tcMar>
-              <w:top w:w="100" w:type="dxa"/>
-              <w:start w:w="100" w:type="dxa"/>
-              <w:bottom w:w="100" w:type="dxa"/>
-              <w:end w:w="100" w:type="dxa"/>
-            </w:tcMar>
-          </w:tcPr>
-          <w:p/>
-        </w:tc>
-        <w:tc>
-          <w:tcPr>
-            <w:tcW w:type="dxa" w:w="979"/>
-            <w:vAlign w:val="center"/>
-            <w:shd w:fill="EAF2F8"/>
-            <w:tcMar>
-              <w:top w:w="100" w:type="dxa"/>
-              <w:start w:w="100" w:type="dxa"/>
-              <w:bottom w:w="100" w:type="dxa"/>
-              <w:end w:w="100" w:type="dxa"/>
-            </w:tcMar>
-          </w:tcPr>
-          <w:p/>
-        </w:tc>
-        <w:tc>
-          <w:tcPr>
-            <w:tcW w:type="dxa" w:w="979"/>
-            <w:vAlign w:val="center"/>
-            <w:shd w:fill="EAF2F8"/>
-            <w:tcMar>
-              <w:top w:w="100" w:type="dxa"/>
-              <w:start w:w="100" w:type="dxa"/>
-              <w:bottom w:w="100" w:type="dxa"/>
-              <w:end w:w="100" w:type="dxa"/>
-            </w:tcMar>
-          </w:tcPr>
-          <w:p/>
-        </w:tc>
-        <w:tc>
-          <w:tcPr>
-            <w:tcW w:type="dxa" w:w="979"/>
-            <w:vAlign w:val="center"/>
-            <w:shd w:fill="EAF2F8"/>
-            <w:tcMar>
-              <w:top w:w="100" w:type="dxa"/>
-              <w:start w:w="100" w:type="dxa"/>
-              <w:bottom w:w="100" w:type="dxa"/>
-              <w:end w:w="100" w:type="dxa"/>
-            </w:tcMar>
-          </w:tcPr>
-          <w:p/>
-        </w:tc>
-        <w:tc>
-          <w:tcPr>
-            <w:tcW w:type="dxa" w:w="979"/>
-            <w:vAlign w:val="center"/>
-            <w:shd w:fill="EAF2F8"/>
-            <w:tcMar>
-              <w:top w:w="100" w:type="dxa"/>
-              <w:start w:w="100" w:type="dxa"/>
-              <w:bottom w:w="100" w:type="dxa"/>
-              <w:end w:w="100" w:type="dxa"/>
-            </w:tcMar>
-          </w:tcPr>
-          <w:p/>
-        </w:tc>
       </w:tr>
     </w:tbl>
     <w:p>
       <w:pPr>
-        <w:pStyle w:val="Heading1"/>
+        <w:pStyle w:val="Heading2"/>
       </w:pPr>
       <w:r>
         <w:t>Solutions</w:t>
@@ -7313,7 +5111,7 @@
         <w:t xml:space="preserve"> </w:t>
       </w:r>
       <w:r>
-        <w:t>From Exercise 10, (i∂̸_x−m)S(x−y) = (i∂̸_x−m)(i∂̸_x+m)D(x−y) = −(□_x+m²)D(x−y). D solves the Klein Gordon equation with the same mass m used to build the plane waves E_p=√(|p|²+m²) (Lesson 31, Section 3.1), so (□_x+m²)D(x−y)=0 exactly for that mass, giving (i∂̸_x−m)S(x−y)=0. If a mismatched mass m′ ≠ m were used in the operator i∂̸_x−m′ while D was still built from modes of mass m, the calculation would instead give (m²−m′²)D(x−y) ≠ 0, so S would not solve the "wrong-mass" Dirac equation; only the equation with the field's own mass is satisfied.</w:t>
+        <w:t>From Exercise 10, (i∂̸_x−m)S(x−y) = (i∂̸_x−m)(i∂̸_x+m)D(x−y) = −(□_x+m²)D(x−y). D solves the Klein–Gordon equation with the same mass m used to build the plane waves E_p=√(|p|²+m²) (Lesson 31, Section 3.1), so (□_x+m²)D(x−y)=0 exactly for that mass, giving (i∂̸_x−m)S(x−y)=0. If a mismatched mass m′ ≠ m were used in the operator i∂̸_x−m′ while D was still built from modes of mass m, the calculation would instead give (m²−m′²)D(x−y) ≠ 0, so S would not solve the "wrong-mass" Dirac equation; only the equation with the field's own mass is satisfied.</w:t>
       </w:r>
     </w:p>
     <w:p>
@@ -7388,7 +5186,7 @@
     </w:p>
     <w:p>
       <w:pPr>
-        <w:pStyle w:val="Heading1"/>
+        <w:pStyle w:val="Heading2"/>
       </w:pPr>
       <w:r>
         <w:t>Mastery checklist</w:t>
@@ -7460,7 +5258,7 @@
     </w:p>
     <w:p>
       <w:pPr>
-        <w:pStyle w:val="Heading1"/>
+        <w:pStyle w:val="Heading2"/>
       </w:pPr>
       <w:r>
         <w:t>Next lesson</w:t>
